--- a/docs/patent/특허출원용_명세서_청구범위_요약서_도면.업데이트본.docx
+++ b/docs/patent/특허출원용_명세서_청구범위_요약서_도면.업데이트본.docx
@@ -46,7 +46,7 @@
           <w:color w:val="1F2933"/>
           <w:sz w:val="21"/>
         </w:rPr>
-        <w:t>의약품 마스터·실 배정·업무영역별 라벨 및 점검 증빙의 자동 전파와 역할 기반 동기화를 수행하는 병원 약제 업무 통합 시스템 및 방법</w:t>
+        <w:t>의약품 마스터·비치 약품 보유 실 배정·업무영역별 약품 라벨자동 생성 및 점검 증빙의 자동 전파와 역할 기반 동기화를 수행하는 병원 약제 업무 통합 시스템 및 방법</w:t>
       </w:r>
     </w:p>
     <w:p>
@@ -61,7 +61,7 @@
           <w:color w:val="1F2933"/>
           <w:sz w:val="21"/>
         </w:rPr>
-        <w:t>{HOSPITAL PHARMACEUTICAL WORK INTEGRATION SYSTEM AND METHOD FOR AUTOMATIC PROPAGATION OF DRUG MASTER DATA, ROOM ASSIGNMENTS, DOMAIN-SPECIFIC LABELS AND INSPECTION EVIDENCE WITH ROLE-BASED SYNCHRONIZATION}</w:t>
+        <w:t>{HOSPITAL PHARMACEUTICAL WORK INTEGRATION SYSTEM AND METHOD FOR AUTOMATIC PROPAGATION OF DRUG MASTER DATA, STOCK-DRUG ROOM ASSIGNMENTS, DOMAIN-SPECIFIC AUTOMATIC DRUG LABEL GENERATION AND INSPECTION EVIDENCE WITH ROLE-BASED SYNCHRONIZATION}</w:t>
       </w:r>
     </w:p>
     <w:p>
@@ -218,6 +218,51 @@
     </w:p>
     <w:p>
       <w:pPr>
+        <w:keepLines w:val="0"/>
+      </w:pPr>
+      <w:r>
+        <w:rPr>
+          <w:rFonts w:ascii="Malgun Gothic" w:hAnsi="Malgun Gothic" w:eastAsia="Malgun Gothic"/>
+          <w:b w:val="0"/>
+          <w:i w:val="0"/>
+          <w:color w:val="1F2933"/>
+          <w:sz w:val="21"/>
+        </w:rPr>
+        <w:t>종래에는 비치 마약류의 실별 실제 보유 LOT를 상시 관리하기 어려워 유효기간 임박 의약품의 교환 중심으로 대응하거나 법정 병동 점검부에 서명하는 수준으로 기록을 유지하는 경우가 있었다. 이 방식은 마약류 연계 프로그램에서 내려받은 시점별 재고 LOT와 현장 실재고의 일치 여부, 누락 LOT, 추가 LOT, 수량 차이 및 유효기간을 구조화하여 남기기 어렵다.</w:t>
+      </w:r>
+    </w:p>
+    <w:p>
+      <w:pPr>
+        <w:keepLines w:val="0"/>
+      </w:pPr>
+      <w:r>
+        <w:rPr>
+          <w:rFonts w:ascii="Malgun Gothic" w:hAnsi="Malgun Gothic" w:eastAsia="Malgun Gothic"/>
+          <w:b w:val="0"/>
+          <w:i w:val="0"/>
+          <w:color w:val="1F2933"/>
+          <w:sz w:val="21"/>
+        </w:rPr>
+        <w:t>종래의 라벨 작성은 고주의·고위험·차광·냉장 등 취급표시 대상이나 약품명·제조사 등이 변경될 때마다 도안을 다시 작성하고 담당자별 개별 파일로 보관하는 방식이어서, 특정 의약품의 최신 라벨을 검색하기 어렵고 파일을 하나씩 열어 확인하여야 하는 문제가 있었다.</w:t>
+      </w:r>
+    </w:p>
+    <w:p>
+      <w:pPr>
+        <w:keepLines w:val="0"/>
+      </w:pPr>
+      <w:r>
+        <w:rPr>
+          <w:rFonts w:ascii="Malgun Gothic" w:hAnsi="Malgun Gothic" w:eastAsia="Malgun Gothic"/>
+          <w:b w:val="0"/>
+          <w:i w:val="0"/>
+          <w:color w:val="1F2933"/>
+          <w:sz w:val="21"/>
+        </w:rPr>
+        <w:t>또한 의약품의 보관 위치는 단순한 보유 실과 구별될 필요가 있다. 본 명세서에서 보관장소 고유기호는 보유 실 안의 약품장, 선반 또는 구획을 특정하는 위치 식별정보를 의미하며, 보유 실 식별자와 동일한 개념으로 해석되지 않는다.</w:t>
+      </w:r>
+    </w:p>
+    <w:p>
+      <w:pPr>
         <w:keepNext/>
         <w:spacing w:before="220" w:after="100"/>
       </w:pPr>
@@ -370,6 +415,36 @@
     </w:p>
     <w:p>
       <w:pPr>
+        <w:keepLines w:val="0"/>
+      </w:pPr>
+      <w:r>
+        <w:rPr>
+          <w:rFonts w:ascii="Malgun Gothic" w:hAnsi="Malgun Gothic" w:eastAsia="Malgun Gothic"/>
+          <w:b w:val="0"/>
+          <w:i w:val="0"/>
+          <w:color w:val="1F2933"/>
+          <w:sz w:val="21"/>
+        </w:rPr>
+        <w:t>본 발명의 또 다른 목적은 점검 대상 실의 버튼 상태로 점검 완료·미점검·점검유예를 먼저 식별하여 누락 부서를 확정한 후, 마약류 연계 프로그램에서 내려받은 실별 보유 LOT 자료를 현장 실재고 LOT·수량·유효기간과 대조하고 불일치를 증빙자료로 남기는 데 있다.</w:t>
+      </w:r>
+    </w:p>
+    <w:p>
+      <w:pPr>
+        <w:keepLines w:val="0"/>
+      </w:pPr>
+      <w:r>
+        <w:rPr>
+          <w:rFonts w:ascii="Malgun Gothic" w:hAnsi="Malgun Gothic" w:eastAsia="Malgun Gothic"/>
+          <w:b w:val="0"/>
+          <w:i w:val="0"/>
+          <w:color w:val="1F2933"/>
+          <w:sz w:val="21"/>
+        </w:rPr>
+        <w:t>본 발명의 또 다른 목적은 보유 실과 구별되는 보관장소 고유기호를 의약품 식별코드와 연결하여 위치표시 라벨, 위치별 약품장 목록 및 의약품-위치 양방향 검색을 자동 생성하고, 저장된 라벨 최종본과 최신 마스터 정보를 함께 유지하는 데 있다.</w:t>
+      </w:r>
+    </w:p>
+    <w:p>
+      <w:pPr>
         <w:keepNext/>
         <w:spacing w:before="140" w:after="100"/>
       </w:pPr>
@@ -521,6 +596,51 @@
     </w:p>
     <w:p>
       <w:pPr>
+        <w:keepLines w:val="0"/>
+      </w:pPr>
+      <w:r>
+        <w:rPr>
+          <w:rFonts w:ascii="Malgun Gothic" w:hAnsi="Malgun Gothic" w:eastAsia="Malgun Gothic"/>
+          <w:b w:val="0"/>
+          <w:i w:val="0"/>
+          <w:color w:val="1F2933"/>
+          <w:sz w:val="21"/>
+        </w:rPr>
+        <w:t>LOT 동기화·대조부는 마약류 연계 프로그램에서 내려받은 스프레드시트의 생성시각, 스키마 및 필수 열을 검증하고, 실 식별자·의약품 식별코드·LOT 번호를 업무키로 하여 예상 보유수량과 유효기간을 멱등 갱신한다. 점검자는 먼저 부서상태 버튼으로 미점검 및 유예 부서를 확인한 후 해당 실의 현물 LOT를 입력하며, 시스템은 예상 LOT와 실제 LOT를 대조하여 누락 LOT, 추가 LOT, 수량 차이, 유효기간 임박 또는 경과 예외를 생성한다.</w:t>
+      </w:r>
+    </w:p>
+    <w:p>
+      <w:pPr>
+        <w:keepLines w:val="0"/>
+      </w:pPr>
+      <w:r>
+        <w:rPr>
+          <w:rFonts w:ascii="Malgun Gothic" w:hAnsi="Malgun Gothic" w:eastAsia="Malgun Gothic"/>
+          <w:b w:val="0"/>
+          <w:i w:val="0"/>
+          <w:color w:val="1F2933"/>
+          <w:sz w:val="21"/>
+        </w:rPr>
+        <w:t>위치관계 처리부는 보유 실 식별자와 별도로 의약품 식별코드에 보관장소 고유기호를 연결하고, 고유기호가 나타내는 약품장·선반·구획 정보를 위치표시 라벨과 위치별 약품장 목록에 투영한다. 라벨 최종본 관리부는 labelId, drugCode, locationSymbol, labelType, savedAt 및 masterVersion을 저장하고, 검색 시 최신 저장 최종본을 우선 선택한 뒤 마스터 종속필드를 최신 값으로 재주입한다.</w:t>
+      </w:r>
+    </w:p>
+    <w:p>
+      <w:pPr>
+        <w:keepLines w:val="0"/>
+      </w:pPr>
+      <w:r>
+        <w:rPr>
+          <w:rFonts w:ascii="Malgun Gothic" w:hAnsi="Malgun Gothic" w:eastAsia="Malgun Gothic"/>
+          <w:b w:val="0"/>
+          <w:i w:val="0"/>
+          <w:color w:val="1F2933"/>
+          <w:sz w:val="21"/>
+        </w:rPr>
+        <w:t>배포·복구부는 애플리케이션 빌드 버전과 업무 데이터 버전을 분리하여 배포 저장소와 공동 클라우드 서버에 기록하고, 역할별 뷰어에 버전 또는 해시 기반 갱신 알림을 전달한다. 서버 상태와 원본·생성자료는 별도 백업본으로 보존되며 검증 실패 시 직전 유효 버전으로 복구된다. 배포 저장소의 일 예로 GitHub 기반 정적 배포를 사용할 수 있으나 이에 한정되지 않는다.</w:t>
+      </w:r>
+    </w:p>
+    <w:p>
+      <w:pPr>
         <w:keepNext/>
         <w:spacing w:before="140" w:after="100"/>
       </w:pPr>
@@ -657,6 +777,51 @@
     </w:p>
     <w:p>
       <w:pPr>
+        <w:keepLines w:val="0"/>
+      </w:pPr>
+      <w:r>
+        <w:rPr>
+          <w:rFonts w:ascii="Malgun Gothic" w:hAnsi="Malgun Gothic" w:eastAsia="Malgun Gothic"/>
+          <w:b w:val="0"/>
+          <w:i w:val="0"/>
+          <w:color w:val="1F2933"/>
+          <w:sz w:val="21"/>
+        </w:rPr>
+        <w:t>점검 대상 실의 완료·미점검·유예 상태와 누락 부서를 먼저 확정한 뒤 마약류 LOT 대조를 수행하므로, 점검하지 않은 실을 LOT 확인 완료로 오인하는 문제를 줄이고 실별 실제 보유 LOT·수량·유효기간의 차이를 구조화된 점검 증빙으로 남길 수 있다.</w:t>
+      </w:r>
+    </w:p>
+    <w:p>
+      <w:pPr>
+        <w:keepLines w:val="0"/>
+      </w:pPr>
+      <w:r>
+        <w:rPr>
+          <w:rFonts w:ascii="Malgun Gothic" w:hAnsi="Malgun Gothic" w:eastAsia="Malgun Gothic"/>
+          <w:b w:val="0"/>
+          <w:i w:val="0"/>
+          <w:color w:val="1F2933"/>
+          <w:sz w:val="21"/>
+        </w:rPr>
+        <w:t>보관장소 고유기호를 약품 마스터와 라벨·위치별 목록에 공동 사용하므로 약품장·선반·구획 단위의 위치를 즉시 특정할 수 있고, 라벨 최종본을 검색 가능한 버전 객체로 보존하여 담당자별 개별 파일을 반복 탐색하는 작업을 줄일 수 있다.</w:t>
+      </w:r>
+    </w:p>
+    <w:p>
+      <w:pPr>
+        <w:keepLines w:val="0"/>
+      </w:pPr>
+      <w:r>
+        <w:rPr>
+          <w:rFonts w:ascii="Malgun Gothic" w:hAnsi="Malgun Gothic" w:eastAsia="Malgun Gothic"/>
+          <w:b w:val="0"/>
+          <w:i w:val="0"/>
+          <w:color w:val="1F2933"/>
+          <w:sz w:val="21"/>
+        </w:rPr>
+        <w:t>애플리케이션 빌드와 업무 데이터를 분리하여 역할별 PC·모바일 뷰어에 동기화하고 이중 백업 및 롤백을 적용함으로써 전 영역에 최신 정보를 배포하면서 장애 발생 시 직전 유효 상태로 신속히 복구할 수 있다.</w:t>
+      </w:r>
+    </w:p>
+    <w:p>
+      <w:pPr>
         <w:keepNext/>
         <w:spacing w:before="220" w:after="100"/>
       </w:pPr>
@@ -939,6 +1104,81 @@
           <w:sz w:val="21"/>
         </w:rPr>
         <w:t>도 18은 체크리스트 예외·유효기간의 결과표 자동완성 흐름도이다.</w:t>
+      </w:r>
+    </w:p>
+    <w:p>
+      <w:pPr>
+        <w:keepLines w:val="0"/>
+      </w:pPr>
+      <w:r>
+        <w:rPr>
+          <w:rFonts w:ascii="Malgun Gothic" w:hAnsi="Malgun Gothic" w:eastAsia="Malgun Gothic"/>
+          <w:b w:val="0"/>
+          <w:i w:val="0"/>
+          <w:color w:val="1F2933"/>
+          <w:sz w:val="21"/>
+        </w:rPr>
+        <w:t>도 19은 점검 대상 실 상태 확인 후 수행되는 마약류 보유 LOT 스프레드시트 동기화 및 실재고 대조 흐름도이다.</w:t>
+      </w:r>
+    </w:p>
+    <w:p>
+      <w:pPr>
+        <w:keepLines w:val="0"/>
+      </w:pPr>
+      <w:r>
+        <w:rPr>
+          <w:rFonts w:ascii="Malgun Gothic" w:hAnsi="Malgun Gothic" w:eastAsia="Malgun Gothic"/>
+          <w:b w:val="0"/>
+          <w:i w:val="0"/>
+          <w:color w:val="1F2933"/>
+          <w:sz w:val="21"/>
+        </w:rPr>
+        <w:t>도 20은 보관장소 고유기호 기반 라벨·위치별 약품장 목록 연동 블록도이다.</w:t>
+      </w:r>
+    </w:p>
+    <w:p>
+      <w:pPr>
+        <w:keepLines w:val="0"/>
+      </w:pPr>
+      <w:r>
+        <w:rPr>
+          <w:rFonts w:ascii="Malgun Gothic" w:hAnsi="Malgun Gothic" w:eastAsia="Malgun Gothic"/>
+          <w:b w:val="0"/>
+          <w:i w:val="0"/>
+          <w:color w:val="1F2933"/>
+          <w:sz w:val="21"/>
+        </w:rPr>
+        <w:t>도 21은 라벨 최종본 저장·최신 마스터 정보 재주입·검색 흐름도이다.</w:t>
+      </w:r>
+    </w:p>
+    <w:p>
+      <w:pPr>
+        <w:keepLines w:val="0"/>
+      </w:pPr>
+      <w:r>
+        <w:rPr>
+          <w:rFonts w:ascii="Malgun Gothic" w:hAnsi="Malgun Gothic" w:eastAsia="Malgun Gothic"/>
+          <w:b w:val="0"/>
+          <w:i w:val="0"/>
+          <w:color w:val="1F2933"/>
+          <w:sz w:val="21"/>
+        </w:rPr>
+        <w:t>도 22은 역할별 뷰어 배포·버전 동기화·이중 백업 블록도이다.</w:t>
+      </w:r>
+    </w:p>
+    <w:p>
+      <w:pPr>
+        <w:keepLines w:val="0"/>
+      </w:pPr>
+      <w:r>
+        <w:rPr>
+          <w:rFonts w:ascii="Malgun Gothic" w:hAnsi="Malgun Gothic" w:eastAsia="Malgun Gothic"/>
+          <w:b w:val="0"/>
+          <w:i w:val="0"/>
+          <w:color w:val="1F2933"/>
+          <w:sz w:val="21"/>
+        </w:rPr>
+        <w:t>도 23은 카메라 라벨인식 기반 보관장소 검색 확장 흐름도이다.</w:t>
       </w:r>
     </w:p>
     <w:p>
@@ -2406,7 +2646,252 @@
           <w:color w:val="000000"/>
           <w:sz w:val="21"/>
         </w:rPr>
-        <w:t>【13. 실시예】</w:t>
+        <w:t>【13. 점검 대상 실 상태 확인과 마약류 LOT 실재고 검증】</w:t>
+      </w:r>
+    </w:p>
+    <w:p>
+      <w:pPr>
+        <w:keepLines w:val="0"/>
+      </w:pPr>
+      <w:r>
+        <w:rPr>
+          <w:rFonts w:ascii="Malgun Gothic" w:hAnsi="Malgun Gothic" w:eastAsia="Malgun Gothic"/>
+          <w:b w:val="0"/>
+          <w:i w:val="0"/>
+          <w:color w:val="1F2933"/>
+          <w:sz w:val="21"/>
+        </w:rPr>
+        <w:t>도 19를 참조하면 마약류 LOT 점검은 부서상태 확인단계에서 시작한다. 부서상태 처리부는 전체 점검 대상 실을 점검완료, 미점검 및 점검유예로 집계하고 버튼색으로 구분한다. 점검자는 미점검·유예 필터와 누락 부서 목록을 확인하여 LOT 점검이 아직 수행되지 않은 실을 먼저 특정한다. 특정 실의 LOT 점검 저장이 완료되면 해당 실의 부서상태와 LOT 점검상태가 같은 점검 식별자 아래 갱신되므로, LOT만 입력하고 부서 점검이 누락되는 것을 방지한다.</w:t>
+      </w:r>
+    </w:p>
+    <w:p>
+      <w:pPr>
+        <w:keepLines w:val="0"/>
+      </w:pPr>
+      <w:r>
+        <w:rPr>
+          <w:rFonts w:ascii="Malgun Gothic" w:hAnsi="Malgun Gothic" w:eastAsia="Malgun Gothic"/>
+          <w:b w:val="0"/>
+          <w:i w:val="0"/>
+          <w:color w:val="1F2933"/>
+          <w:sz w:val="21"/>
+        </w:rPr>
+        <w:t>LOT 동기화·대조부(1910)는 마약류 연계 프로그램에서 내려받은 실별 보유재고 스프레드시트(1920)를 수신한다. 원본 검증부는 파일 생성시각, 시트, 필수 열 및 데이터 기준시점을 확인하고, 정규화부는 실 식별자·의약품 식별코드·LOT 번호·예상수량·유효기간을 표준형식으로 변환한다. 정규화된 레코드는 실 식별자·의약품 식별코드·LOT 번호의 복합키로 멱등 upsert되어 예상 재고 스냅샷(1930)을 구성한다. 이는 마약류통합관리시스템에 직접 접속하는 구성이 아니라 연계 프로그램의 내려받기 파일을 매개로 하는 실시예이다.</w:t>
+      </w:r>
+    </w:p>
+    <w:p>
+      <w:pPr>
+        <w:keepLines w:val="0"/>
+      </w:pPr>
+      <w:r>
+        <w:rPr>
+          <w:rFonts w:ascii="Malgun Gothic" w:hAnsi="Malgun Gothic" w:eastAsia="Malgun Gothic"/>
+          <w:b w:val="0"/>
+          <w:i w:val="0"/>
+          <w:color w:val="1F2933"/>
+          <w:sz w:val="21"/>
+        </w:rPr>
+        <w:t>현장 점검자는 해당 실에서 실제 보유 LOT 번호, 수량 및 유효기간을 확인하여 실재고 레코드(1940)를 생성한다. 대조부는 예상 재고 스냅샷과 실재고 레코드를 비교하여 예상자료에는 있으나 현물에서 확인되지 않은 누락 LOT, 예상자료에는 없으나 현물에 존재하는 추가 LOT, 동일 LOT의 수량 차이, 유효기간 임박 또는 경과를 예외로 산출한다. 예외와 확인자·확인시각·원본 기준시점은 순회점검 결과표와 감사이력(1950)에 자동 삽입된다.</w:t>
+      </w:r>
+    </w:p>
+    <w:p>
+      <w:pPr>
+        <w:keepNext/>
+        <w:spacing w:before="140" w:after="100"/>
+      </w:pPr>
+      <w:r>
+        <w:rPr>
+          <w:rFonts w:ascii="Malgun Gothic" w:hAnsi="Malgun Gothic" w:eastAsia="Malgun Gothic"/>
+          <w:b/>
+          <w:i w:val="0"/>
+          <w:color w:val="000000"/>
+          <w:sz w:val="21"/>
+        </w:rPr>
+        <w:t>【14. 보관장소 고유기호와 위치기반 라벨·목록】</w:t>
+      </w:r>
+    </w:p>
+    <w:p>
+      <w:pPr>
+        <w:keepLines w:val="0"/>
+      </w:pPr>
+      <w:r>
+        <w:rPr>
+          <w:rFonts w:ascii="Malgun Gothic" w:hAnsi="Malgun Gothic" w:eastAsia="Malgun Gothic"/>
+          <w:b w:val="0"/>
+          <w:i w:val="0"/>
+          <w:color w:val="1F2933"/>
+          <w:sz w:val="21"/>
+        </w:rPr>
+        <w:t>도 20을 참조하면 위치관계 처리부(2010)는 원내보유의약품목록의 의약품 식별코드와 보관장소 고유기호를 연결한다. 보관장소 고유기호는 보유 실을 의미하지 않고, 그 실 안에서 의약품이 놓인 약품장·선반·구획을 특정하는 식별자이다. 하나의 의약품은 복수 위치에 연결될 수 있고 하나의 위치에는 복수 의약품이 연결될 수 있으므로 drugCode-locationSymbol 복합키의 위치관계(2020)로 저장한다.</w:t>
+      </w:r>
+    </w:p>
+    <w:p>
+      <w:pPr>
+        <w:keepLines w:val="0"/>
+      </w:pPr>
+      <w:r>
+        <w:rPr>
+          <w:rFonts w:ascii="Malgun Gothic" w:hAnsi="Malgun Gothic" w:eastAsia="Malgun Gothic"/>
+          <w:b w:val="0"/>
+          <w:i w:val="0"/>
+          <w:color w:val="1F2933"/>
+          <w:sz w:val="21"/>
+        </w:rPr>
+        <w:t>위치관계는 약품 라벨의 위치표시(2030), 보관장소 고유기호별 약품장 목록(2040), 의약품에서 위치를 찾는 검색 및 위치에서 의약품을 찾는 역검색(2050)의 공통 생성원인으로 사용된다. 마스터 화면에서 위치관계를 한 번 변경하면 영향집합에 속하는 라벨, 위치별 목록 및 검색색인이 같은 버전으로 삽입·수정된다.</w:t>
+      </w:r>
+    </w:p>
+    <w:p>
+      <w:pPr>
+        <w:keepNext/>
+        <w:spacing w:before="140" w:after="100"/>
+      </w:pPr>
+      <w:r>
+        <w:rPr>
+          <w:rFonts w:ascii="Malgun Gothic" w:hAnsi="Malgun Gothic" w:eastAsia="Malgun Gothic"/>
+          <w:b/>
+          <w:i w:val="0"/>
+          <w:color w:val="000000"/>
+          <w:sz w:val="21"/>
+        </w:rPr>
+        <w:t>【15. 라벨 최종본 저장과 검색】</w:t>
+      </w:r>
+    </w:p>
+    <w:p>
+      <w:pPr>
+        <w:keepLines w:val="0"/>
+      </w:pPr>
+      <w:r>
+        <w:rPr>
+          <w:rFonts w:ascii="Malgun Gothic" w:hAnsi="Malgun Gothic" w:eastAsia="Malgun Gothic"/>
+          <w:b w:val="0"/>
+          <w:i w:val="0"/>
+          <w:color w:val="1F2933"/>
+          <w:sz w:val="21"/>
+        </w:rPr>
+        <w:t>도 21을 참조하면 라벨 최종본 관리부(2110)는 저장된 최종본, 매칭된 원본 라벨 및 자동 생성 초안의 우선순위로 편집 대상을 선택한다. 사용자가 라벨을 수정하여 최종본으로 저장하면 labelId, drugCode, locationSymbol, labelType, savedAt, masterVersion 및 수동 편집영역을 포함하는 버전 레코드(2120)를 생성한다.</w:t>
+      </w:r>
+    </w:p>
+    <w:p>
+      <w:pPr>
+        <w:keepLines w:val="0"/>
+      </w:pPr>
+      <w:r>
+        <w:rPr>
+          <w:rFonts w:ascii="Malgun Gothic" w:hAnsi="Malgun Gothic" w:eastAsia="Malgun Gothic"/>
+          <w:b w:val="0"/>
+          <w:i w:val="0"/>
+          <w:color w:val="1F2933"/>
+          <w:sz w:val="21"/>
+        </w:rPr>
+        <w:t>후속 검색에서는 동일 drugCode와 labelType에 대응하는 savedAt가 가장 최신인 유효 최종본을 우선 표시한다. 다만 약품명, 규격, 제조사, 보관조건 및 주의정보와 같이 마스터 종속필드로 지정된 영역은 현재 masterVersion의 값으로 재주입(2130)하고, 사용자가 조정한 자유편집영역은 유지한다. 이에 따라 과거 최종본을 추적하면서 검색결과에는 최신 유효 최종본과 최신 안전정보가 결합되어 나타난다.</w:t>
+      </w:r>
+    </w:p>
+    <w:p>
+      <w:pPr>
+        <w:keepNext/>
+        <w:spacing w:before="140" w:after="100"/>
+      </w:pPr>
+      <w:r>
+        <w:rPr>
+          <w:rFonts w:ascii="Malgun Gothic" w:hAnsi="Malgun Gothic" w:eastAsia="Malgun Gothic"/>
+          <w:b/>
+          <w:i w:val="0"/>
+          <w:color w:val="000000"/>
+          <w:sz w:val="21"/>
+        </w:rPr>
+        <w:t>【16. 역할별 배포·동기화·백업】</w:t>
+      </w:r>
+    </w:p>
+    <w:p>
+      <w:pPr>
+        <w:keepLines w:val="0"/>
+      </w:pPr>
+      <w:r>
+        <w:rPr>
+          <w:rFonts w:ascii="Malgun Gothic" w:hAnsi="Malgun Gothic" w:eastAsia="Malgun Gothic"/>
+          <w:b w:val="0"/>
+          <w:i w:val="0"/>
+          <w:color w:val="1F2933"/>
+          <w:sz w:val="21"/>
+        </w:rPr>
+        <w:t>도 22를 참조하면 배포·복구부(2210)는 애플리케이션 빌드 버전과 업무 데이터 버전을 분리하여 관리한다. 검증된 앱 빌드는 배포 저장소(2220)를 통하여 링크로 제공되고, 업무 데이터와 편집상태는 공동 클라우드 서버(2230)에 저장된다. 관리자, 편집권한 뷰어 및 조회전용 뷰어는 각자의 권한필터를 거친 버전 또는 해시를 수신하며, PC와 모바일 사이 및 복수 편집 PC 사이에서 새 커밋 알림과 변경내용을 동기화한다.</w:t>
+      </w:r>
+    </w:p>
+    <w:p>
+      <w:pPr>
+        <w:keepLines w:val="0"/>
+      </w:pPr>
+      <w:r>
+        <w:rPr>
+          <w:rFonts w:ascii="Malgun Gothic" w:hAnsi="Malgun Gothic" w:eastAsia="Malgun Gothic"/>
+          <w:b w:val="0"/>
+          <w:i w:val="0"/>
+          <w:color w:val="1F2933"/>
+          <w:sz w:val="21"/>
+        </w:rPr>
+        <w:t>서버 상태의 스냅샷과 원본·생성자료는 서로 분리된 백업 저장부(2240, 2250)에 보존된다. 새 버전의 스키마·참조무결성 또는 해시 검증이 실패하면 복구부(2260)는 직전 유효 앱 버전과 업무 데이터 버전의 호환쌍을 선택하여 롤백한다. 배포 저장소는 GitHub일 수 있으나, 동일한 버전 배포와 링크 제공을 수행하는 다른 저장소를 포함한다.</w:t>
+      </w:r>
+    </w:p>
+    <w:p>
+      <w:pPr>
+        <w:keepNext/>
+        <w:spacing w:before="140" w:after="100"/>
+      </w:pPr>
+      <w:r>
+        <w:rPr>
+          <w:rFonts w:ascii="Malgun Gothic" w:hAnsi="Malgun Gothic" w:eastAsia="Malgun Gothic"/>
+          <w:b/>
+          <w:i w:val="0"/>
+          <w:color w:val="000000"/>
+          <w:sz w:val="21"/>
+        </w:rPr>
+        <w:t>【17. 카메라 라벨인식 기반 위치검색 확장 실시예】</w:t>
+      </w:r>
+    </w:p>
+    <w:p>
+      <w:pPr>
+        <w:keepLines w:val="0"/>
+      </w:pPr>
+      <w:r>
+        <w:rPr>
+          <w:rFonts w:ascii="Malgun Gothic" w:hAnsi="Malgun Gothic" w:eastAsia="Malgun Gothic"/>
+          <w:b w:val="0"/>
+          <w:i w:val="0"/>
+          <w:color w:val="1F2933"/>
+          <w:sz w:val="21"/>
+        </w:rPr>
+        <w:t>도 23을 참조하면 모바일 단말의 카메라로 약품 라벨 영상을 취득하고 문자 인식부(2310)가 약품명, 규격 또는 제조사 후보문자열을 추출할 수 있다. 정규화·매칭부(2320)는 공백·기호·용량표현을 정규화하고 의약품 마스터의 명칭·별칭·규격과 비교하여 신뢰도와 후보목록을 생성한다. 신뢰도가 임계값 미만이면 사용자의 후보 선택을 받은 후 확정된 drugCode로 위치관계(2330)를 조회한다.</w:t>
+      </w:r>
+    </w:p>
+    <w:p>
+      <w:pPr>
+        <w:keepLines w:val="0"/>
+      </w:pPr>
+      <w:r>
+        <w:rPr>
+          <w:rFonts w:ascii="Malgun Gothic" w:hAnsi="Malgun Gothic" w:eastAsia="Malgun Gothic"/>
+          <w:b w:val="0"/>
+          <w:i w:val="0"/>
+          <w:color w:val="1F2933"/>
+          <w:sz w:val="21"/>
+        </w:rPr>
+        <w:t>조회결과는 별도 위치 데이터베이스를 중복 구축하지 않고 전술한 drugCode-locationSymbol 관계를 사용하여 약품장·선반·구획을 화면(2340)에 출력한다. 본 실시예는 향후 구현 가능한 확장구성으로서 현재 핵심구성인 보관장소 고유기호 관계를 입력원천으로 사용한다.</w:t>
+      </w:r>
+    </w:p>
+    <w:p>
+      <w:pPr>
+        <w:keepNext/>
+        <w:spacing w:before="140" w:after="100"/>
+      </w:pPr>
+      <w:r>
+        <w:rPr>
+          <w:rFonts w:ascii="Malgun Gothic" w:hAnsi="Malgun Gothic" w:eastAsia="Malgun Gothic"/>
+          <w:b/>
+          <w:i w:val="0"/>
+          <w:color w:val="000000"/>
+          <w:sz w:val="21"/>
+        </w:rPr>
+        <w:t>【18. 실시예】</w:t>
       </w:r>
     </w:p>
     <w:p>
@@ -2466,7 +2951,7 @@
           <w:color w:val="1F2933"/>
           <w:sz w:val="21"/>
         </w:rPr>
-        <w:t>비품약 D를 신규 보관실 R에 기준수량 3으로 배정하면 시스템은 R-D-3 배치관계를 생성하고, 전체 약품목록의 등록상태와 R의 약품목록 및 R의 라벨 대상을 하나의 배정 버전으로 생성한다. 마약류 E를 R에 배정하면 동일 처리에 더하여 R-E의 LOT 입력키와 마약류 점검대상을 생성한다.</w:t>
+        <w:t>비품약 D를 신규 보유 실 R에 기준수량 3으로 배정하면 시스템은 R-D-3 배치관계를 생성하고, 전체 약품목록의 등록상태와 R의 약품목록 및 R의 라벨 대상을 하나의 배정 버전으로 생성한다. 마약류 E를 R에 배정하면 동일 처리에 더하여 R-E의 LOT 입력키와 마약류 점검대상을 생성한다.</w:t>
       </w:r>
     </w:p>
     <w:p>
@@ -2512,6 +2997,51 @@
           <w:sz w:val="21"/>
         </w:rPr>
         <w:t>순회점검 중 병동 R2가 환자 검사로 즉시 점검할 수 없는 경우, 점검자가 R2 버튼을 더블 터치하면 시스템은 R2를 점검유예로 저장하고 버튼을 유색 반전한다. 이후 R2 점검을 시작하면 체크리스트는 적합으로 초기화되고, 점검자는 보관방법 개선사항과 필요한 내용을 입력한다. 유효기간이 기준일로부터 3개월 미만 남은 의약품 G가 확인되면 시스템은 별도 중복입력 없이 유효기간 임박 예외를 생성한다. 체크리스트 저장 시 유예표시가 해제되고 R2는 점검완료 색상으로 전환되며, 개선사항과 의약품 G의 정보가 순회점검 결과표 및 PDF 보고서에 자동 삽입된다.</w:t>
+      </w:r>
+    </w:p>
+    <w:p>
+      <w:pPr>
+        <w:keepLines w:val="0"/>
+      </w:pPr>
+      <w:r>
+        <w:rPr>
+          <w:rFonts w:ascii="Malgun Gothic" w:hAnsi="Malgun Gothic" w:eastAsia="Malgun Gothic"/>
+          <w:b w:val="0"/>
+          <w:i w:val="0"/>
+          <w:color w:val="1F2933"/>
+          <w:sz w:val="21"/>
+        </w:rPr>
+        <w:t>마약류 순회점검을 시작하면 점검자는 먼저 전체 대상 실 버튼에서 점검완료·미점검·점검유예 상태와 누락 부서를 확인한다. 이후 연계 프로그램에서 내려받은 재고 LOT 파일을 가져오면 시스템은 실별 예상 LOT를 갱신한다. 점검자가 실 R3의 실제 LOT·수량·유효기간을 확인하여 저장하면 예상자료와의 누락·추가·수량 차이 및 유효기간 예외가 결과표에 자동 삽입되고, R3의 점검완료 상태가 같은 점검 식별자로 커밋된다.</w:t>
+      </w:r>
+    </w:p>
+    <w:p>
+      <w:pPr>
+        <w:keepLines w:val="0"/>
+      </w:pPr>
+      <w:r>
+        <w:rPr>
+          <w:rFonts w:ascii="Malgun Gothic" w:hAnsi="Malgun Gothic" w:eastAsia="Malgun Gothic"/>
+          <w:b w:val="0"/>
+          <w:i w:val="0"/>
+          <w:color w:val="1F2933"/>
+          <w:sz w:val="21"/>
+        </w:rPr>
+        <w:t>의약품 H의 보관장소 고유기호가 C-02-S3인 경우 시스템은 이를 보유 실과 구별되는 약품장 C-02의 선반 S3 위치로 해석하여 라벨 위치표시와 C-02-S3 위치별 약품목록을 자동 생성한다. 사용자가 H의 라벨 배치를 수정하여 최종본으로 저장하면 다음 검색에서 해당 최신 최종본을 우선 표시하되, 이후 제조사 또는 보관조건이 변경되면 해당 마스터 종속필드만 최신 값으로 재주입한다.</w:t>
+      </w:r>
+    </w:p>
+    <w:p>
+      <w:pPr>
+        <w:keepLines w:val="0"/>
+      </w:pPr>
+      <w:r>
+        <w:rPr>
+          <w:rFonts w:ascii="Malgun Gothic" w:hAnsi="Malgun Gothic" w:eastAsia="Malgun Gothic"/>
+          <w:b w:val="0"/>
+          <w:i w:val="0"/>
+          <w:color w:val="1F2933"/>
+          <w:sz w:val="21"/>
+        </w:rPr>
+        <w:t>카메라 위치검색 확장에서는 모바일 단말이 H의 라벨 문자를 인식하고 신뢰도 기준을 충족하는 drugCode를 확정한 후 기존 C-02-S3 위치관계를 조회하여 약품장·선반·구획을 표시한다.</w:t>
       </w:r>
     </w:p>
     <w:p>
@@ -6064,6 +6594,1444 @@
           </w:p>
         </w:tc>
       </w:tr>
+      <w:tr>
+        <w:tc>
+          <w:tcPr>
+            <w:tcW w:type="dxa" w:w="835"/>
+            <w:vAlign w:val="center"/>
+            <w:tcMar>
+              <w:top w:w="90" w:type="dxa"/>
+              <w:left w:w="120" w:type="dxa"/>
+              <w:bottom w:w="90" w:type="dxa"/>
+              <w:right w:w="120" w:type="dxa"/>
+            </w:tcMar>
+          </w:tcPr>
+          <w:p>
+            <w:pPr>
+              <w:spacing w:before="0" w:after="0" w:line="269" w:lineRule="auto"/>
+              <w:jc w:val="center"/>
+            </w:pPr>
+            <w:r/>
+            <w:r>
+              <w:rPr>
+                <w:rFonts w:ascii="Malgun Gothic" w:hAnsi="Malgun Gothic" w:eastAsia="Malgun Gothic"/>
+                <w:b w:val="0"/>
+                <w:i w:val="0"/>
+                <w:color w:val="1F2933"/>
+                <w:sz w:val="16"/>
+              </w:rPr>
+              <w:t>1901~1904</w:t>
+            </w:r>
+          </w:p>
+        </w:tc>
+        <w:tc>
+          <w:tcPr>
+            <w:tcW w:type="dxa" w:w="4017"/>
+            <w:vAlign w:val="center"/>
+            <w:tcMar>
+              <w:top w:w="90" w:type="dxa"/>
+              <w:left w:w="120" w:type="dxa"/>
+              <w:bottom w:w="90" w:type="dxa"/>
+              <w:right w:w="120" w:type="dxa"/>
+            </w:tcMar>
+          </w:tcPr>
+          <w:p>
+            <w:pPr>
+              <w:spacing w:before="0" w:after="0" w:line="269" w:lineRule="auto"/>
+              <w:jc w:val="left"/>
+            </w:pPr>
+            <w:r/>
+            <w:r>
+              <w:rPr>
+                <w:rFonts w:ascii="Malgun Gothic" w:hAnsi="Malgun Gothic" w:eastAsia="Malgun Gothic"/>
+                <w:b w:val="0"/>
+                <w:i w:val="0"/>
+                <w:color w:val="1F2933"/>
+                <w:sz w:val="16"/>
+              </w:rPr>
+              <w:t>점검 실 버튼·누락 실 선행 확인부</w:t>
+            </w:r>
+          </w:p>
+        </w:tc>
+        <w:tc>
+          <w:tcPr>
+            <w:tcW w:type="dxa" w:w="835"/>
+            <w:vAlign w:val="center"/>
+            <w:tcMar>
+              <w:top w:w="90" w:type="dxa"/>
+              <w:left w:w="120" w:type="dxa"/>
+              <w:bottom w:w="90" w:type="dxa"/>
+              <w:right w:w="120" w:type="dxa"/>
+            </w:tcMar>
+          </w:tcPr>
+          <w:p>
+            <w:pPr>
+              <w:spacing w:before="0" w:after="0" w:line="269" w:lineRule="auto"/>
+              <w:jc w:val="left"/>
+            </w:pPr>
+            <w:r/>
+            <w:r>
+              <w:rPr>
+                <w:rFonts w:ascii="Malgun Gothic" w:hAnsi="Malgun Gothic" w:eastAsia="Malgun Gothic"/>
+                <w:b w:val="0"/>
+                <w:i w:val="0"/>
+                <w:color w:val="1F2933"/>
+                <w:sz w:val="16"/>
+              </w:rPr>
+              <w:t>1910</w:t>
+            </w:r>
+          </w:p>
+        </w:tc>
+        <w:tc>
+          <w:tcPr>
+            <w:tcW w:type="dxa" w:w="4017"/>
+            <w:vAlign w:val="center"/>
+            <w:tcMar>
+              <w:top w:w="90" w:type="dxa"/>
+              <w:left w:w="120" w:type="dxa"/>
+              <w:bottom w:w="90" w:type="dxa"/>
+              <w:right w:w="120" w:type="dxa"/>
+            </w:tcMar>
+          </w:tcPr>
+          <w:p>
+            <w:pPr>
+              <w:spacing w:before="0" w:after="0" w:line="269" w:lineRule="auto"/>
+              <w:jc w:val="left"/>
+            </w:pPr>
+            <w:r/>
+            <w:r>
+              <w:rPr>
+                <w:rFonts w:ascii="Malgun Gothic" w:hAnsi="Malgun Gothic" w:eastAsia="Malgun Gothic"/>
+                <w:b w:val="0"/>
+                <w:i w:val="0"/>
+                <w:color w:val="1F2933"/>
+                <w:sz w:val="16"/>
+              </w:rPr>
+              <w:t>LOT 동기화·대조부</w:t>
+            </w:r>
+          </w:p>
+        </w:tc>
+      </w:tr>
+      <w:tr>
+        <w:tc>
+          <w:tcPr>
+            <w:tcW w:type="dxa" w:w="835"/>
+            <w:shd w:fill="F7F9FA"/>
+            <w:vAlign w:val="center"/>
+            <w:tcMar>
+              <w:top w:w="90" w:type="dxa"/>
+              <w:left w:w="120" w:type="dxa"/>
+              <w:bottom w:w="90" w:type="dxa"/>
+              <w:right w:w="120" w:type="dxa"/>
+            </w:tcMar>
+          </w:tcPr>
+          <w:p>
+            <w:pPr>
+              <w:spacing w:before="0" w:after="0" w:line="269" w:lineRule="auto"/>
+              <w:jc w:val="center"/>
+            </w:pPr>
+            <w:r/>
+            <w:r>
+              <w:rPr>
+                <w:rFonts w:ascii="Malgun Gothic" w:hAnsi="Malgun Gothic" w:eastAsia="Malgun Gothic"/>
+                <w:b w:val="0"/>
+                <w:i w:val="0"/>
+                <w:color w:val="1F2933"/>
+                <w:sz w:val="16"/>
+              </w:rPr>
+              <w:t>1920</w:t>
+            </w:r>
+          </w:p>
+        </w:tc>
+        <w:tc>
+          <w:tcPr>
+            <w:tcW w:type="dxa" w:w="4017"/>
+            <w:shd w:fill="F7F9FA"/>
+            <w:vAlign w:val="center"/>
+            <w:tcMar>
+              <w:top w:w="90" w:type="dxa"/>
+              <w:left w:w="120" w:type="dxa"/>
+              <w:bottom w:w="90" w:type="dxa"/>
+              <w:right w:w="120" w:type="dxa"/>
+            </w:tcMar>
+          </w:tcPr>
+          <w:p>
+            <w:pPr>
+              <w:spacing w:before="0" w:after="0" w:line="269" w:lineRule="auto"/>
+              <w:jc w:val="left"/>
+            </w:pPr>
+            <w:r/>
+            <w:r>
+              <w:rPr>
+                <w:rFonts w:ascii="Malgun Gothic" w:hAnsi="Malgun Gothic" w:eastAsia="Malgun Gothic"/>
+                <w:b w:val="0"/>
+                <w:i w:val="0"/>
+                <w:color w:val="1F2933"/>
+                <w:sz w:val="16"/>
+              </w:rPr>
+              <w:t>연계 프로그램 보유재고 LOT 원본</w:t>
+            </w:r>
+          </w:p>
+        </w:tc>
+        <w:tc>
+          <w:tcPr>
+            <w:tcW w:type="dxa" w:w="835"/>
+            <w:shd w:fill="F7F9FA"/>
+            <w:vAlign w:val="center"/>
+            <w:tcMar>
+              <w:top w:w="90" w:type="dxa"/>
+              <w:left w:w="120" w:type="dxa"/>
+              <w:bottom w:w="90" w:type="dxa"/>
+              <w:right w:w="120" w:type="dxa"/>
+            </w:tcMar>
+          </w:tcPr>
+          <w:p>
+            <w:pPr>
+              <w:spacing w:before="0" w:after="0" w:line="269" w:lineRule="auto"/>
+              <w:jc w:val="left"/>
+            </w:pPr>
+            <w:r/>
+            <w:r>
+              <w:rPr>
+                <w:rFonts w:ascii="Malgun Gothic" w:hAnsi="Malgun Gothic" w:eastAsia="Malgun Gothic"/>
+                <w:b w:val="0"/>
+                <w:i w:val="0"/>
+                <w:color w:val="1F2933"/>
+                <w:sz w:val="16"/>
+              </w:rPr>
+              <w:t>1930</w:t>
+            </w:r>
+          </w:p>
+        </w:tc>
+        <w:tc>
+          <w:tcPr>
+            <w:tcW w:type="dxa" w:w="4017"/>
+            <w:shd w:fill="F7F9FA"/>
+            <w:vAlign w:val="center"/>
+            <w:tcMar>
+              <w:top w:w="90" w:type="dxa"/>
+              <w:left w:w="120" w:type="dxa"/>
+              <w:bottom w:w="90" w:type="dxa"/>
+              <w:right w:w="120" w:type="dxa"/>
+            </w:tcMar>
+          </w:tcPr>
+          <w:p>
+            <w:pPr>
+              <w:spacing w:before="0" w:after="0" w:line="269" w:lineRule="auto"/>
+              <w:jc w:val="left"/>
+            </w:pPr>
+            <w:r/>
+            <w:r>
+              <w:rPr>
+                <w:rFonts w:ascii="Malgun Gothic" w:hAnsi="Malgun Gothic" w:eastAsia="Malgun Gothic"/>
+                <w:b w:val="0"/>
+                <w:i w:val="0"/>
+                <w:color w:val="1F2933"/>
+                <w:sz w:val="16"/>
+              </w:rPr>
+              <w:t>예상 재고 스냅샷</w:t>
+            </w:r>
+          </w:p>
+        </w:tc>
+      </w:tr>
+      <w:tr>
+        <w:tc>
+          <w:tcPr>
+            <w:tcW w:type="dxa" w:w="835"/>
+            <w:vAlign w:val="center"/>
+            <w:tcMar>
+              <w:top w:w="90" w:type="dxa"/>
+              <w:left w:w="120" w:type="dxa"/>
+              <w:bottom w:w="90" w:type="dxa"/>
+              <w:right w:w="120" w:type="dxa"/>
+            </w:tcMar>
+          </w:tcPr>
+          <w:p>
+            <w:pPr>
+              <w:spacing w:before="0" w:after="0" w:line="269" w:lineRule="auto"/>
+              <w:jc w:val="center"/>
+            </w:pPr>
+            <w:r/>
+            <w:r>
+              <w:rPr>
+                <w:rFonts w:ascii="Malgun Gothic" w:hAnsi="Malgun Gothic" w:eastAsia="Malgun Gothic"/>
+                <w:b w:val="0"/>
+                <w:i w:val="0"/>
+                <w:color w:val="1F2933"/>
+                <w:sz w:val="16"/>
+              </w:rPr>
+              <w:t>1940</w:t>
+            </w:r>
+          </w:p>
+        </w:tc>
+        <w:tc>
+          <w:tcPr>
+            <w:tcW w:type="dxa" w:w="4017"/>
+            <w:vAlign w:val="center"/>
+            <w:tcMar>
+              <w:top w:w="90" w:type="dxa"/>
+              <w:left w:w="120" w:type="dxa"/>
+              <w:bottom w:w="90" w:type="dxa"/>
+              <w:right w:w="120" w:type="dxa"/>
+            </w:tcMar>
+          </w:tcPr>
+          <w:p>
+            <w:pPr>
+              <w:spacing w:before="0" w:after="0" w:line="269" w:lineRule="auto"/>
+              <w:jc w:val="left"/>
+            </w:pPr>
+            <w:r/>
+            <w:r>
+              <w:rPr>
+                <w:rFonts w:ascii="Malgun Gothic" w:hAnsi="Malgun Gothic" w:eastAsia="Malgun Gothic"/>
+                <w:b w:val="0"/>
+                <w:i w:val="0"/>
+                <w:color w:val="1F2933"/>
+                <w:sz w:val="16"/>
+              </w:rPr>
+              <w:t>현장 실재고 레코드</w:t>
+            </w:r>
+          </w:p>
+        </w:tc>
+        <w:tc>
+          <w:tcPr>
+            <w:tcW w:type="dxa" w:w="835"/>
+            <w:vAlign w:val="center"/>
+            <w:tcMar>
+              <w:top w:w="90" w:type="dxa"/>
+              <w:left w:w="120" w:type="dxa"/>
+              <w:bottom w:w="90" w:type="dxa"/>
+              <w:right w:w="120" w:type="dxa"/>
+            </w:tcMar>
+          </w:tcPr>
+          <w:p>
+            <w:pPr>
+              <w:spacing w:before="0" w:after="0" w:line="269" w:lineRule="auto"/>
+              <w:jc w:val="left"/>
+            </w:pPr>
+            <w:r/>
+            <w:r>
+              <w:rPr>
+                <w:rFonts w:ascii="Malgun Gothic" w:hAnsi="Malgun Gothic" w:eastAsia="Malgun Gothic"/>
+                <w:b w:val="0"/>
+                <w:i w:val="0"/>
+                <w:color w:val="1F2933"/>
+                <w:sz w:val="16"/>
+              </w:rPr>
+              <w:t>1950</w:t>
+            </w:r>
+          </w:p>
+        </w:tc>
+        <w:tc>
+          <w:tcPr>
+            <w:tcW w:type="dxa" w:w="4017"/>
+            <w:vAlign w:val="center"/>
+            <w:tcMar>
+              <w:top w:w="90" w:type="dxa"/>
+              <w:left w:w="120" w:type="dxa"/>
+              <w:bottom w:w="90" w:type="dxa"/>
+              <w:right w:w="120" w:type="dxa"/>
+            </w:tcMar>
+          </w:tcPr>
+          <w:p>
+            <w:pPr>
+              <w:spacing w:before="0" w:after="0" w:line="269" w:lineRule="auto"/>
+              <w:jc w:val="left"/>
+            </w:pPr>
+            <w:r/>
+            <w:r>
+              <w:rPr>
+                <w:rFonts w:ascii="Malgun Gothic" w:hAnsi="Malgun Gothic" w:eastAsia="Malgun Gothic"/>
+                <w:b w:val="0"/>
+                <w:i w:val="0"/>
+                <w:color w:val="1F2933"/>
+                <w:sz w:val="16"/>
+              </w:rPr>
+              <w:t>LOT 예외·감사이력</w:t>
+            </w:r>
+          </w:p>
+        </w:tc>
+      </w:tr>
+      <w:tr>
+        <w:tc>
+          <w:tcPr>
+            <w:tcW w:type="dxa" w:w="835"/>
+            <w:shd w:fill="F7F9FA"/>
+            <w:vAlign w:val="center"/>
+            <w:tcMar>
+              <w:top w:w="90" w:type="dxa"/>
+              <w:left w:w="120" w:type="dxa"/>
+              <w:bottom w:w="90" w:type="dxa"/>
+              <w:right w:w="120" w:type="dxa"/>
+            </w:tcMar>
+          </w:tcPr>
+          <w:p>
+            <w:pPr>
+              <w:spacing w:before="0" w:after="0" w:line="269" w:lineRule="auto"/>
+              <w:jc w:val="center"/>
+            </w:pPr>
+            <w:r/>
+            <w:r>
+              <w:rPr>
+                <w:rFonts w:ascii="Malgun Gothic" w:hAnsi="Malgun Gothic" w:eastAsia="Malgun Gothic"/>
+                <w:b w:val="0"/>
+                <w:i w:val="0"/>
+                <w:color w:val="1F2933"/>
+                <w:sz w:val="16"/>
+              </w:rPr>
+              <w:t>2010</w:t>
+            </w:r>
+          </w:p>
+        </w:tc>
+        <w:tc>
+          <w:tcPr>
+            <w:tcW w:type="dxa" w:w="4017"/>
+            <w:shd w:fill="F7F9FA"/>
+            <w:vAlign w:val="center"/>
+            <w:tcMar>
+              <w:top w:w="90" w:type="dxa"/>
+              <w:left w:w="120" w:type="dxa"/>
+              <w:bottom w:w="90" w:type="dxa"/>
+              <w:right w:w="120" w:type="dxa"/>
+            </w:tcMar>
+          </w:tcPr>
+          <w:p>
+            <w:pPr>
+              <w:spacing w:before="0" w:after="0" w:line="269" w:lineRule="auto"/>
+              <w:jc w:val="left"/>
+            </w:pPr>
+            <w:r/>
+            <w:r>
+              <w:rPr>
+                <w:rFonts w:ascii="Malgun Gothic" w:hAnsi="Malgun Gothic" w:eastAsia="Malgun Gothic"/>
+                <w:b w:val="0"/>
+                <w:i w:val="0"/>
+                <w:color w:val="1F2933"/>
+                <w:sz w:val="16"/>
+              </w:rPr>
+              <w:t>위치관계 처리부</w:t>
+            </w:r>
+          </w:p>
+        </w:tc>
+        <w:tc>
+          <w:tcPr>
+            <w:tcW w:type="dxa" w:w="835"/>
+            <w:shd w:fill="F7F9FA"/>
+            <w:vAlign w:val="center"/>
+            <w:tcMar>
+              <w:top w:w="90" w:type="dxa"/>
+              <w:left w:w="120" w:type="dxa"/>
+              <w:bottom w:w="90" w:type="dxa"/>
+              <w:right w:w="120" w:type="dxa"/>
+            </w:tcMar>
+          </w:tcPr>
+          <w:p>
+            <w:pPr>
+              <w:spacing w:before="0" w:after="0" w:line="269" w:lineRule="auto"/>
+              <w:jc w:val="left"/>
+            </w:pPr>
+            <w:r/>
+            <w:r>
+              <w:rPr>
+                <w:rFonts w:ascii="Malgun Gothic" w:hAnsi="Malgun Gothic" w:eastAsia="Malgun Gothic"/>
+                <w:b w:val="0"/>
+                <w:i w:val="0"/>
+                <w:color w:val="1F2933"/>
+                <w:sz w:val="16"/>
+              </w:rPr>
+              <w:t>2020</w:t>
+            </w:r>
+          </w:p>
+        </w:tc>
+        <w:tc>
+          <w:tcPr>
+            <w:tcW w:type="dxa" w:w="4017"/>
+            <w:shd w:fill="F7F9FA"/>
+            <w:vAlign w:val="center"/>
+            <w:tcMar>
+              <w:top w:w="90" w:type="dxa"/>
+              <w:left w:w="120" w:type="dxa"/>
+              <w:bottom w:w="90" w:type="dxa"/>
+              <w:right w:w="120" w:type="dxa"/>
+            </w:tcMar>
+          </w:tcPr>
+          <w:p>
+            <w:pPr>
+              <w:spacing w:before="0" w:after="0" w:line="269" w:lineRule="auto"/>
+              <w:jc w:val="left"/>
+            </w:pPr>
+            <w:r/>
+            <w:r>
+              <w:rPr>
+                <w:rFonts w:ascii="Malgun Gothic" w:hAnsi="Malgun Gothic" w:eastAsia="Malgun Gothic"/>
+                <w:b w:val="0"/>
+                <w:i w:val="0"/>
+                <w:color w:val="1F2933"/>
+                <w:sz w:val="16"/>
+              </w:rPr>
+              <w:t>보관장소 고유기호 관계</w:t>
+            </w:r>
+          </w:p>
+        </w:tc>
+      </w:tr>
+      <w:tr>
+        <w:tc>
+          <w:tcPr>
+            <w:tcW w:type="dxa" w:w="835"/>
+            <w:vAlign w:val="center"/>
+            <w:tcMar>
+              <w:top w:w="90" w:type="dxa"/>
+              <w:left w:w="120" w:type="dxa"/>
+              <w:bottom w:w="90" w:type="dxa"/>
+              <w:right w:w="120" w:type="dxa"/>
+            </w:tcMar>
+          </w:tcPr>
+          <w:p>
+            <w:pPr>
+              <w:spacing w:before="0" w:after="0" w:line="269" w:lineRule="auto"/>
+              <w:jc w:val="center"/>
+            </w:pPr>
+            <w:r/>
+            <w:r>
+              <w:rPr>
+                <w:rFonts w:ascii="Malgun Gothic" w:hAnsi="Malgun Gothic" w:eastAsia="Malgun Gothic"/>
+                <w:b w:val="0"/>
+                <w:i w:val="0"/>
+                <w:color w:val="1F2933"/>
+                <w:sz w:val="16"/>
+              </w:rPr>
+              <w:t>2030</w:t>
+            </w:r>
+          </w:p>
+        </w:tc>
+        <w:tc>
+          <w:tcPr>
+            <w:tcW w:type="dxa" w:w="4017"/>
+            <w:vAlign w:val="center"/>
+            <w:tcMar>
+              <w:top w:w="90" w:type="dxa"/>
+              <w:left w:w="120" w:type="dxa"/>
+              <w:bottom w:w="90" w:type="dxa"/>
+              <w:right w:w="120" w:type="dxa"/>
+            </w:tcMar>
+          </w:tcPr>
+          <w:p>
+            <w:pPr>
+              <w:spacing w:before="0" w:after="0" w:line="269" w:lineRule="auto"/>
+              <w:jc w:val="left"/>
+            </w:pPr>
+            <w:r/>
+            <w:r>
+              <w:rPr>
+                <w:rFonts w:ascii="Malgun Gothic" w:hAnsi="Malgun Gothic" w:eastAsia="Malgun Gothic"/>
+                <w:b w:val="0"/>
+                <w:i w:val="0"/>
+                <w:color w:val="1F2933"/>
+                <w:sz w:val="16"/>
+              </w:rPr>
+              <w:t>위치표시 라벨</w:t>
+            </w:r>
+          </w:p>
+        </w:tc>
+        <w:tc>
+          <w:tcPr>
+            <w:tcW w:type="dxa" w:w="835"/>
+            <w:vAlign w:val="center"/>
+            <w:tcMar>
+              <w:top w:w="90" w:type="dxa"/>
+              <w:left w:w="120" w:type="dxa"/>
+              <w:bottom w:w="90" w:type="dxa"/>
+              <w:right w:w="120" w:type="dxa"/>
+            </w:tcMar>
+          </w:tcPr>
+          <w:p>
+            <w:pPr>
+              <w:spacing w:before="0" w:after="0" w:line="269" w:lineRule="auto"/>
+              <w:jc w:val="left"/>
+            </w:pPr>
+            <w:r/>
+            <w:r>
+              <w:rPr>
+                <w:rFonts w:ascii="Malgun Gothic" w:hAnsi="Malgun Gothic" w:eastAsia="Malgun Gothic"/>
+                <w:b w:val="0"/>
+                <w:i w:val="0"/>
+                <w:color w:val="1F2933"/>
+                <w:sz w:val="16"/>
+              </w:rPr>
+              <w:t>2040</w:t>
+            </w:r>
+          </w:p>
+        </w:tc>
+        <w:tc>
+          <w:tcPr>
+            <w:tcW w:type="dxa" w:w="4017"/>
+            <w:vAlign w:val="center"/>
+            <w:tcMar>
+              <w:top w:w="90" w:type="dxa"/>
+              <w:left w:w="120" w:type="dxa"/>
+              <w:bottom w:w="90" w:type="dxa"/>
+              <w:right w:w="120" w:type="dxa"/>
+            </w:tcMar>
+          </w:tcPr>
+          <w:p>
+            <w:pPr>
+              <w:spacing w:before="0" w:after="0" w:line="269" w:lineRule="auto"/>
+              <w:jc w:val="left"/>
+            </w:pPr>
+            <w:r/>
+            <w:r>
+              <w:rPr>
+                <w:rFonts w:ascii="Malgun Gothic" w:hAnsi="Malgun Gothic" w:eastAsia="Malgun Gothic"/>
+                <w:b w:val="0"/>
+                <w:i w:val="0"/>
+                <w:color w:val="1F2933"/>
+                <w:sz w:val="16"/>
+              </w:rPr>
+              <w:t>위치별 약품장 목록</w:t>
+            </w:r>
+          </w:p>
+        </w:tc>
+      </w:tr>
+      <w:tr>
+        <w:tc>
+          <w:tcPr>
+            <w:tcW w:type="dxa" w:w="835"/>
+            <w:shd w:fill="F7F9FA"/>
+            <w:vAlign w:val="center"/>
+            <w:tcMar>
+              <w:top w:w="90" w:type="dxa"/>
+              <w:left w:w="120" w:type="dxa"/>
+              <w:bottom w:w="90" w:type="dxa"/>
+              <w:right w:w="120" w:type="dxa"/>
+            </w:tcMar>
+          </w:tcPr>
+          <w:p>
+            <w:pPr>
+              <w:spacing w:before="0" w:after="0" w:line="269" w:lineRule="auto"/>
+              <w:jc w:val="center"/>
+            </w:pPr>
+            <w:r/>
+            <w:r>
+              <w:rPr>
+                <w:rFonts w:ascii="Malgun Gothic" w:hAnsi="Malgun Gothic" w:eastAsia="Malgun Gothic"/>
+                <w:b w:val="0"/>
+                <w:i w:val="0"/>
+                <w:color w:val="1F2933"/>
+                <w:sz w:val="16"/>
+              </w:rPr>
+              <w:t>2050</w:t>
+            </w:r>
+          </w:p>
+        </w:tc>
+        <w:tc>
+          <w:tcPr>
+            <w:tcW w:type="dxa" w:w="4017"/>
+            <w:shd w:fill="F7F9FA"/>
+            <w:vAlign w:val="center"/>
+            <w:tcMar>
+              <w:top w:w="90" w:type="dxa"/>
+              <w:left w:w="120" w:type="dxa"/>
+              <w:bottom w:w="90" w:type="dxa"/>
+              <w:right w:w="120" w:type="dxa"/>
+            </w:tcMar>
+          </w:tcPr>
+          <w:p>
+            <w:pPr>
+              <w:spacing w:before="0" w:after="0" w:line="269" w:lineRule="auto"/>
+              <w:jc w:val="left"/>
+            </w:pPr>
+            <w:r/>
+            <w:r>
+              <w:rPr>
+                <w:rFonts w:ascii="Malgun Gothic" w:hAnsi="Malgun Gothic" w:eastAsia="Malgun Gothic"/>
+                <w:b w:val="0"/>
+                <w:i w:val="0"/>
+                <w:color w:val="1F2933"/>
+                <w:sz w:val="16"/>
+              </w:rPr>
+              <w:t>의약품-위치 양방향 검색부</w:t>
+            </w:r>
+          </w:p>
+        </w:tc>
+        <w:tc>
+          <w:tcPr>
+            <w:tcW w:type="dxa" w:w="835"/>
+            <w:shd w:fill="F7F9FA"/>
+            <w:vAlign w:val="center"/>
+            <w:tcMar>
+              <w:top w:w="90" w:type="dxa"/>
+              <w:left w:w="120" w:type="dxa"/>
+              <w:bottom w:w="90" w:type="dxa"/>
+              <w:right w:w="120" w:type="dxa"/>
+            </w:tcMar>
+          </w:tcPr>
+          <w:p>
+            <w:pPr>
+              <w:spacing w:before="0" w:after="0" w:line="269" w:lineRule="auto"/>
+              <w:jc w:val="left"/>
+            </w:pPr>
+            <w:r/>
+            <w:r>
+              <w:rPr>
+                <w:rFonts w:ascii="Malgun Gothic" w:hAnsi="Malgun Gothic" w:eastAsia="Malgun Gothic"/>
+                <w:b w:val="0"/>
+                <w:i w:val="0"/>
+                <w:color w:val="1F2933"/>
+                <w:sz w:val="16"/>
+              </w:rPr>
+              <w:t>2110</w:t>
+            </w:r>
+          </w:p>
+        </w:tc>
+        <w:tc>
+          <w:tcPr>
+            <w:tcW w:type="dxa" w:w="4017"/>
+            <w:shd w:fill="F7F9FA"/>
+            <w:vAlign w:val="center"/>
+            <w:tcMar>
+              <w:top w:w="90" w:type="dxa"/>
+              <w:left w:w="120" w:type="dxa"/>
+              <w:bottom w:w="90" w:type="dxa"/>
+              <w:right w:w="120" w:type="dxa"/>
+            </w:tcMar>
+          </w:tcPr>
+          <w:p>
+            <w:pPr>
+              <w:spacing w:before="0" w:after="0" w:line="269" w:lineRule="auto"/>
+              <w:jc w:val="left"/>
+            </w:pPr>
+            <w:r/>
+            <w:r>
+              <w:rPr>
+                <w:rFonts w:ascii="Malgun Gothic" w:hAnsi="Malgun Gothic" w:eastAsia="Malgun Gothic"/>
+                <w:b w:val="0"/>
+                <w:i w:val="0"/>
+                <w:color w:val="1F2933"/>
+                <w:sz w:val="16"/>
+              </w:rPr>
+              <w:t>라벨 최종본 관리부</w:t>
+            </w:r>
+          </w:p>
+        </w:tc>
+      </w:tr>
+      <w:tr>
+        <w:tc>
+          <w:tcPr>
+            <w:tcW w:type="dxa" w:w="835"/>
+            <w:vAlign w:val="center"/>
+            <w:tcMar>
+              <w:top w:w="90" w:type="dxa"/>
+              <w:left w:w="120" w:type="dxa"/>
+              <w:bottom w:w="90" w:type="dxa"/>
+              <w:right w:w="120" w:type="dxa"/>
+            </w:tcMar>
+          </w:tcPr>
+          <w:p>
+            <w:pPr>
+              <w:spacing w:before="0" w:after="0" w:line="269" w:lineRule="auto"/>
+              <w:jc w:val="center"/>
+            </w:pPr>
+            <w:r/>
+            <w:r>
+              <w:rPr>
+                <w:rFonts w:ascii="Malgun Gothic" w:hAnsi="Malgun Gothic" w:eastAsia="Malgun Gothic"/>
+                <w:b w:val="0"/>
+                <w:i w:val="0"/>
+                <w:color w:val="1F2933"/>
+                <w:sz w:val="16"/>
+              </w:rPr>
+              <w:t>2120</w:t>
+            </w:r>
+          </w:p>
+        </w:tc>
+        <w:tc>
+          <w:tcPr>
+            <w:tcW w:type="dxa" w:w="4017"/>
+            <w:vAlign w:val="center"/>
+            <w:tcMar>
+              <w:top w:w="90" w:type="dxa"/>
+              <w:left w:w="120" w:type="dxa"/>
+              <w:bottom w:w="90" w:type="dxa"/>
+              <w:right w:w="120" w:type="dxa"/>
+            </w:tcMar>
+          </w:tcPr>
+          <w:p>
+            <w:pPr>
+              <w:spacing w:before="0" w:after="0" w:line="269" w:lineRule="auto"/>
+              <w:jc w:val="left"/>
+            </w:pPr>
+            <w:r/>
+            <w:r>
+              <w:rPr>
+                <w:rFonts w:ascii="Malgun Gothic" w:hAnsi="Malgun Gothic" w:eastAsia="Malgun Gothic"/>
+                <w:b w:val="0"/>
+                <w:i w:val="0"/>
+                <w:color w:val="1F2933"/>
+                <w:sz w:val="16"/>
+              </w:rPr>
+              <w:t>라벨 버전 레코드</w:t>
+            </w:r>
+          </w:p>
+        </w:tc>
+        <w:tc>
+          <w:tcPr>
+            <w:tcW w:type="dxa" w:w="835"/>
+            <w:vAlign w:val="center"/>
+            <w:tcMar>
+              <w:top w:w="90" w:type="dxa"/>
+              <w:left w:w="120" w:type="dxa"/>
+              <w:bottom w:w="90" w:type="dxa"/>
+              <w:right w:w="120" w:type="dxa"/>
+            </w:tcMar>
+          </w:tcPr>
+          <w:p>
+            <w:pPr>
+              <w:spacing w:before="0" w:after="0" w:line="269" w:lineRule="auto"/>
+              <w:jc w:val="left"/>
+            </w:pPr>
+            <w:r/>
+            <w:r>
+              <w:rPr>
+                <w:rFonts w:ascii="Malgun Gothic" w:hAnsi="Malgun Gothic" w:eastAsia="Malgun Gothic"/>
+                <w:b w:val="0"/>
+                <w:i w:val="0"/>
+                <w:color w:val="1F2933"/>
+                <w:sz w:val="16"/>
+              </w:rPr>
+              <w:t>2130</w:t>
+            </w:r>
+          </w:p>
+        </w:tc>
+        <w:tc>
+          <w:tcPr>
+            <w:tcW w:type="dxa" w:w="4017"/>
+            <w:vAlign w:val="center"/>
+            <w:tcMar>
+              <w:top w:w="90" w:type="dxa"/>
+              <w:left w:w="120" w:type="dxa"/>
+              <w:bottom w:w="90" w:type="dxa"/>
+              <w:right w:w="120" w:type="dxa"/>
+            </w:tcMar>
+          </w:tcPr>
+          <w:p>
+            <w:pPr>
+              <w:spacing w:before="0" w:after="0" w:line="269" w:lineRule="auto"/>
+              <w:jc w:val="left"/>
+            </w:pPr>
+            <w:r/>
+            <w:r>
+              <w:rPr>
+                <w:rFonts w:ascii="Malgun Gothic" w:hAnsi="Malgun Gothic" w:eastAsia="Malgun Gothic"/>
+                <w:b w:val="0"/>
+                <w:i w:val="0"/>
+                <w:color w:val="1F2933"/>
+                <w:sz w:val="16"/>
+              </w:rPr>
+              <w:t>최신 마스터 정보 재주입부</w:t>
+            </w:r>
+          </w:p>
+        </w:tc>
+      </w:tr>
+      <w:tr>
+        <w:tc>
+          <w:tcPr>
+            <w:tcW w:type="dxa" w:w="835"/>
+            <w:shd w:fill="F7F9FA"/>
+            <w:vAlign w:val="center"/>
+            <w:tcMar>
+              <w:top w:w="90" w:type="dxa"/>
+              <w:left w:w="120" w:type="dxa"/>
+              <w:bottom w:w="90" w:type="dxa"/>
+              <w:right w:w="120" w:type="dxa"/>
+            </w:tcMar>
+          </w:tcPr>
+          <w:p>
+            <w:pPr>
+              <w:spacing w:before="0" w:after="0" w:line="269" w:lineRule="auto"/>
+              <w:jc w:val="center"/>
+            </w:pPr>
+            <w:r/>
+            <w:r>
+              <w:rPr>
+                <w:rFonts w:ascii="Malgun Gothic" w:hAnsi="Malgun Gothic" w:eastAsia="Malgun Gothic"/>
+                <w:b w:val="0"/>
+                <w:i w:val="0"/>
+                <w:color w:val="1F2933"/>
+                <w:sz w:val="16"/>
+              </w:rPr>
+              <w:t>2210</w:t>
+            </w:r>
+          </w:p>
+        </w:tc>
+        <w:tc>
+          <w:tcPr>
+            <w:tcW w:type="dxa" w:w="4017"/>
+            <w:shd w:fill="F7F9FA"/>
+            <w:vAlign w:val="center"/>
+            <w:tcMar>
+              <w:top w:w="90" w:type="dxa"/>
+              <w:left w:w="120" w:type="dxa"/>
+              <w:bottom w:w="90" w:type="dxa"/>
+              <w:right w:w="120" w:type="dxa"/>
+            </w:tcMar>
+          </w:tcPr>
+          <w:p>
+            <w:pPr>
+              <w:spacing w:before="0" w:after="0" w:line="269" w:lineRule="auto"/>
+              <w:jc w:val="left"/>
+            </w:pPr>
+            <w:r/>
+            <w:r>
+              <w:rPr>
+                <w:rFonts w:ascii="Malgun Gothic" w:hAnsi="Malgun Gothic" w:eastAsia="Malgun Gothic"/>
+                <w:b w:val="0"/>
+                <w:i w:val="0"/>
+                <w:color w:val="1F2933"/>
+                <w:sz w:val="16"/>
+              </w:rPr>
+              <w:t>배포·복구부</w:t>
+            </w:r>
+          </w:p>
+        </w:tc>
+        <w:tc>
+          <w:tcPr>
+            <w:tcW w:type="dxa" w:w="835"/>
+            <w:shd w:fill="F7F9FA"/>
+            <w:vAlign w:val="center"/>
+            <w:tcMar>
+              <w:top w:w="90" w:type="dxa"/>
+              <w:left w:w="120" w:type="dxa"/>
+              <w:bottom w:w="90" w:type="dxa"/>
+              <w:right w:w="120" w:type="dxa"/>
+            </w:tcMar>
+          </w:tcPr>
+          <w:p>
+            <w:pPr>
+              <w:spacing w:before="0" w:after="0" w:line="269" w:lineRule="auto"/>
+              <w:jc w:val="left"/>
+            </w:pPr>
+            <w:r/>
+            <w:r>
+              <w:rPr>
+                <w:rFonts w:ascii="Malgun Gothic" w:hAnsi="Malgun Gothic" w:eastAsia="Malgun Gothic"/>
+                <w:b w:val="0"/>
+                <w:i w:val="0"/>
+                <w:color w:val="1F2933"/>
+                <w:sz w:val="16"/>
+              </w:rPr>
+              <w:t>2220</w:t>
+            </w:r>
+          </w:p>
+        </w:tc>
+        <w:tc>
+          <w:tcPr>
+            <w:tcW w:type="dxa" w:w="4017"/>
+            <w:shd w:fill="F7F9FA"/>
+            <w:vAlign w:val="center"/>
+            <w:tcMar>
+              <w:top w:w="90" w:type="dxa"/>
+              <w:left w:w="120" w:type="dxa"/>
+              <w:bottom w:w="90" w:type="dxa"/>
+              <w:right w:w="120" w:type="dxa"/>
+            </w:tcMar>
+          </w:tcPr>
+          <w:p>
+            <w:pPr>
+              <w:spacing w:before="0" w:after="0" w:line="269" w:lineRule="auto"/>
+              <w:jc w:val="left"/>
+            </w:pPr>
+            <w:r/>
+            <w:r>
+              <w:rPr>
+                <w:rFonts w:ascii="Malgun Gothic" w:hAnsi="Malgun Gothic" w:eastAsia="Malgun Gothic"/>
+                <w:b w:val="0"/>
+                <w:i w:val="0"/>
+                <w:color w:val="1F2933"/>
+                <w:sz w:val="16"/>
+              </w:rPr>
+              <w:t>배포 저장소</w:t>
+            </w:r>
+          </w:p>
+        </w:tc>
+      </w:tr>
+      <w:tr>
+        <w:tc>
+          <w:tcPr>
+            <w:tcW w:type="dxa" w:w="835"/>
+            <w:vAlign w:val="center"/>
+            <w:tcMar>
+              <w:top w:w="90" w:type="dxa"/>
+              <w:left w:w="120" w:type="dxa"/>
+              <w:bottom w:w="90" w:type="dxa"/>
+              <w:right w:w="120" w:type="dxa"/>
+            </w:tcMar>
+          </w:tcPr>
+          <w:p>
+            <w:pPr>
+              <w:spacing w:before="0" w:after="0" w:line="269" w:lineRule="auto"/>
+              <w:jc w:val="center"/>
+            </w:pPr>
+            <w:r/>
+            <w:r>
+              <w:rPr>
+                <w:rFonts w:ascii="Malgun Gothic" w:hAnsi="Malgun Gothic" w:eastAsia="Malgun Gothic"/>
+                <w:b w:val="0"/>
+                <w:i w:val="0"/>
+                <w:color w:val="1F2933"/>
+                <w:sz w:val="16"/>
+              </w:rPr>
+              <w:t>2230</w:t>
+            </w:r>
+          </w:p>
+        </w:tc>
+        <w:tc>
+          <w:tcPr>
+            <w:tcW w:type="dxa" w:w="4017"/>
+            <w:vAlign w:val="center"/>
+            <w:tcMar>
+              <w:top w:w="90" w:type="dxa"/>
+              <w:left w:w="120" w:type="dxa"/>
+              <w:bottom w:w="90" w:type="dxa"/>
+              <w:right w:w="120" w:type="dxa"/>
+            </w:tcMar>
+          </w:tcPr>
+          <w:p>
+            <w:pPr>
+              <w:spacing w:before="0" w:after="0" w:line="269" w:lineRule="auto"/>
+              <w:jc w:val="left"/>
+            </w:pPr>
+            <w:r/>
+            <w:r>
+              <w:rPr>
+                <w:rFonts w:ascii="Malgun Gothic" w:hAnsi="Malgun Gothic" w:eastAsia="Malgun Gothic"/>
+                <w:b w:val="0"/>
+                <w:i w:val="0"/>
+                <w:color w:val="1F2933"/>
+                <w:sz w:val="16"/>
+              </w:rPr>
+              <w:t>공동 클라우드 서버</w:t>
+            </w:r>
+          </w:p>
+        </w:tc>
+        <w:tc>
+          <w:tcPr>
+            <w:tcW w:type="dxa" w:w="835"/>
+            <w:vAlign w:val="center"/>
+            <w:tcMar>
+              <w:top w:w="90" w:type="dxa"/>
+              <w:left w:w="120" w:type="dxa"/>
+              <w:bottom w:w="90" w:type="dxa"/>
+              <w:right w:w="120" w:type="dxa"/>
+            </w:tcMar>
+          </w:tcPr>
+          <w:p>
+            <w:pPr>
+              <w:spacing w:before="0" w:after="0" w:line="269" w:lineRule="auto"/>
+              <w:jc w:val="left"/>
+            </w:pPr>
+            <w:r/>
+            <w:r>
+              <w:rPr>
+                <w:rFonts w:ascii="Malgun Gothic" w:hAnsi="Malgun Gothic" w:eastAsia="Malgun Gothic"/>
+                <w:b w:val="0"/>
+                <w:i w:val="0"/>
+                <w:color w:val="1F2933"/>
+                <w:sz w:val="16"/>
+              </w:rPr>
+              <w:t>2240·2250</w:t>
+            </w:r>
+          </w:p>
+        </w:tc>
+        <w:tc>
+          <w:tcPr>
+            <w:tcW w:type="dxa" w:w="4017"/>
+            <w:vAlign w:val="center"/>
+            <w:tcMar>
+              <w:top w:w="90" w:type="dxa"/>
+              <w:left w:w="120" w:type="dxa"/>
+              <w:bottom w:w="90" w:type="dxa"/>
+              <w:right w:w="120" w:type="dxa"/>
+            </w:tcMar>
+          </w:tcPr>
+          <w:p>
+            <w:pPr>
+              <w:spacing w:before="0" w:after="0" w:line="269" w:lineRule="auto"/>
+              <w:jc w:val="left"/>
+            </w:pPr>
+            <w:r/>
+            <w:r>
+              <w:rPr>
+                <w:rFonts w:ascii="Malgun Gothic" w:hAnsi="Malgun Gothic" w:eastAsia="Malgun Gothic"/>
+                <w:b w:val="0"/>
+                <w:i w:val="0"/>
+                <w:color w:val="1F2933"/>
+                <w:sz w:val="16"/>
+              </w:rPr>
+              <w:t>이중 백업 저장부</w:t>
+            </w:r>
+          </w:p>
+        </w:tc>
+      </w:tr>
+      <w:tr>
+        <w:tc>
+          <w:tcPr>
+            <w:tcW w:type="dxa" w:w="835"/>
+            <w:shd w:fill="F7F9FA"/>
+            <w:vAlign w:val="center"/>
+            <w:tcMar>
+              <w:top w:w="90" w:type="dxa"/>
+              <w:left w:w="120" w:type="dxa"/>
+              <w:bottom w:w="90" w:type="dxa"/>
+              <w:right w:w="120" w:type="dxa"/>
+            </w:tcMar>
+          </w:tcPr>
+          <w:p>
+            <w:pPr>
+              <w:spacing w:before="0" w:after="0" w:line="269" w:lineRule="auto"/>
+              <w:jc w:val="center"/>
+            </w:pPr>
+            <w:r/>
+            <w:r>
+              <w:rPr>
+                <w:rFonts w:ascii="Malgun Gothic" w:hAnsi="Malgun Gothic" w:eastAsia="Malgun Gothic"/>
+                <w:b w:val="0"/>
+                <w:i w:val="0"/>
+                <w:color w:val="1F2933"/>
+                <w:sz w:val="16"/>
+              </w:rPr>
+              <w:t>2260</w:t>
+            </w:r>
+          </w:p>
+        </w:tc>
+        <w:tc>
+          <w:tcPr>
+            <w:tcW w:type="dxa" w:w="4017"/>
+            <w:shd w:fill="F7F9FA"/>
+            <w:vAlign w:val="center"/>
+            <w:tcMar>
+              <w:top w:w="90" w:type="dxa"/>
+              <w:left w:w="120" w:type="dxa"/>
+              <w:bottom w:w="90" w:type="dxa"/>
+              <w:right w:w="120" w:type="dxa"/>
+            </w:tcMar>
+          </w:tcPr>
+          <w:p>
+            <w:pPr>
+              <w:spacing w:before="0" w:after="0" w:line="269" w:lineRule="auto"/>
+              <w:jc w:val="left"/>
+            </w:pPr>
+            <w:r/>
+            <w:r>
+              <w:rPr>
+                <w:rFonts w:ascii="Malgun Gothic" w:hAnsi="Malgun Gothic" w:eastAsia="Malgun Gothic"/>
+                <w:b w:val="0"/>
+                <w:i w:val="0"/>
+                <w:color w:val="1F2933"/>
+                <w:sz w:val="16"/>
+              </w:rPr>
+              <w:t>버전 롤백부</w:t>
+            </w:r>
+          </w:p>
+        </w:tc>
+        <w:tc>
+          <w:tcPr>
+            <w:tcW w:type="dxa" w:w="835"/>
+            <w:shd w:fill="F7F9FA"/>
+            <w:vAlign w:val="center"/>
+            <w:tcMar>
+              <w:top w:w="90" w:type="dxa"/>
+              <w:left w:w="120" w:type="dxa"/>
+              <w:bottom w:w="90" w:type="dxa"/>
+              <w:right w:w="120" w:type="dxa"/>
+            </w:tcMar>
+          </w:tcPr>
+          <w:p>
+            <w:pPr>
+              <w:spacing w:before="0" w:after="0" w:line="269" w:lineRule="auto"/>
+              <w:jc w:val="left"/>
+            </w:pPr>
+            <w:r/>
+            <w:r>
+              <w:rPr>
+                <w:rFonts w:ascii="Malgun Gothic" w:hAnsi="Malgun Gothic" w:eastAsia="Malgun Gothic"/>
+                <w:b w:val="0"/>
+                <w:i w:val="0"/>
+                <w:color w:val="1F2933"/>
+                <w:sz w:val="16"/>
+              </w:rPr>
+              <w:t>2310</w:t>
+            </w:r>
+          </w:p>
+        </w:tc>
+        <w:tc>
+          <w:tcPr>
+            <w:tcW w:type="dxa" w:w="4017"/>
+            <w:shd w:fill="F7F9FA"/>
+            <w:vAlign w:val="center"/>
+            <w:tcMar>
+              <w:top w:w="90" w:type="dxa"/>
+              <w:left w:w="120" w:type="dxa"/>
+              <w:bottom w:w="90" w:type="dxa"/>
+              <w:right w:w="120" w:type="dxa"/>
+            </w:tcMar>
+          </w:tcPr>
+          <w:p>
+            <w:pPr>
+              <w:spacing w:before="0" w:after="0" w:line="269" w:lineRule="auto"/>
+              <w:jc w:val="left"/>
+            </w:pPr>
+            <w:r/>
+            <w:r>
+              <w:rPr>
+                <w:rFonts w:ascii="Malgun Gothic" w:hAnsi="Malgun Gothic" w:eastAsia="Malgun Gothic"/>
+                <w:b w:val="0"/>
+                <w:i w:val="0"/>
+                <w:color w:val="1F2933"/>
+                <w:sz w:val="16"/>
+              </w:rPr>
+              <w:t>라벨 문자 인식부</w:t>
+            </w:r>
+          </w:p>
+        </w:tc>
+      </w:tr>
+      <w:tr>
+        <w:tc>
+          <w:tcPr>
+            <w:tcW w:type="dxa" w:w="835"/>
+            <w:vAlign w:val="center"/>
+            <w:tcMar>
+              <w:top w:w="90" w:type="dxa"/>
+              <w:left w:w="120" w:type="dxa"/>
+              <w:bottom w:w="90" w:type="dxa"/>
+              <w:right w:w="120" w:type="dxa"/>
+            </w:tcMar>
+          </w:tcPr>
+          <w:p>
+            <w:pPr>
+              <w:spacing w:before="0" w:after="0" w:line="269" w:lineRule="auto"/>
+              <w:jc w:val="center"/>
+            </w:pPr>
+            <w:r/>
+            <w:r>
+              <w:rPr>
+                <w:rFonts w:ascii="Malgun Gothic" w:hAnsi="Malgun Gothic" w:eastAsia="Malgun Gothic"/>
+                <w:b w:val="0"/>
+                <w:i w:val="0"/>
+                <w:color w:val="1F2933"/>
+                <w:sz w:val="16"/>
+              </w:rPr>
+              <w:t>2320</w:t>
+            </w:r>
+          </w:p>
+        </w:tc>
+        <w:tc>
+          <w:tcPr>
+            <w:tcW w:type="dxa" w:w="4017"/>
+            <w:vAlign w:val="center"/>
+            <w:tcMar>
+              <w:top w:w="90" w:type="dxa"/>
+              <w:left w:w="120" w:type="dxa"/>
+              <w:bottom w:w="90" w:type="dxa"/>
+              <w:right w:w="120" w:type="dxa"/>
+            </w:tcMar>
+          </w:tcPr>
+          <w:p>
+            <w:pPr>
+              <w:spacing w:before="0" w:after="0" w:line="269" w:lineRule="auto"/>
+              <w:jc w:val="left"/>
+            </w:pPr>
+            <w:r/>
+            <w:r>
+              <w:rPr>
+                <w:rFonts w:ascii="Malgun Gothic" w:hAnsi="Malgun Gothic" w:eastAsia="Malgun Gothic"/>
+                <w:b w:val="0"/>
+                <w:i w:val="0"/>
+                <w:color w:val="1F2933"/>
+                <w:sz w:val="16"/>
+              </w:rPr>
+              <w:t>정규화·매칭부</w:t>
+            </w:r>
+          </w:p>
+        </w:tc>
+        <w:tc>
+          <w:tcPr>
+            <w:tcW w:type="dxa" w:w="835"/>
+            <w:vAlign w:val="center"/>
+            <w:tcMar>
+              <w:top w:w="90" w:type="dxa"/>
+              <w:left w:w="120" w:type="dxa"/>
+              <w:bottom w:w="90" w:type="dxa"/>
+              <w:right w:w="120" w:type="dxa"/>
+            </w:tcMar>
+          </w:tcPr>
+          <w:p>
+            <w:pPr>
+              <w:spacing w:before="0" w:after="0" w:line="269" w:lineRule="auto"/>
+              <w:jc w:val="left"/>
+            </w:pPr>
+            <w:r/>
+            <w:r>
+              <w:rPr>
+                <w:rFonts w:ascii="Malgun Gothic" w:hAnsi="Malgun Gothic" w:eastAsia="Malgun Gothic"/>
+                <w:b w:val="0"/>
+                <w:i w:val="0"/>
+                <w:color w:val="1F2933"/>
+                <w:sz w:val="16"/>
+              </w:rPr>
+              <w:t>2330</w:t>
+            </w:r>
+          </w:p>
+        </w:tc>
+        <w:tc>
+          <w:tcPr>
+            <w:tcW w:type="dxa" w:w="4017"/>
+            <w:vAlign w:val="center"/>
+            <w:tcMar>
+              <w:top w:w="90" w:type="dxa"/>
+              <w:left w:w="120" w:type="dxa"/>
+              <w:bottom w:w="90" w:type="dxa"/>
+              <w:right w:w="120" w:type="dxa"/>
+            </w:tcMar>
+          </w:tcPr>
+          <w:p>
+            <w:pPr>
+              <w:spacing w:before="0" w:after="0" w:line="269" w:lineRule="auto"/>
+              <w:jc w:val="left"/>
+            </w:pPr>
+            <w:r/>
+            <w:r>
+              <w:rPr>
+                <w:rFonts w:ascii="Malgun Gothic" w:hAnsi="Malgun Gothic" w:eastAsia="Malgun Gothic"/>
+                <w:b w:val="0"/>
+                <w:i w:val="0"/>
+                <w:color w:val="1F2933"/>
+                <w:sz w:val="16"/>
+              </w:rPr>
+              <w:t>위치관계 조회부</w:t>
+            </w:r>
+          </w:p>
+        </w:tc>
+      </w:tr>
+      <w:tr>
+        <w:tc>
+          <w:tcPr>
+            <w:tcW w:type="dxa" w:w="835"/>
+            <w:shd w:fill="F7F9FA"/>
+            <w:vAlign w:val="center"/>
+            <w:tcMar>
+              <w:top w:w="90" w:type="dxa"/>
+              <w:left w:w="120" w:type="dxa"/>
+              <w:bottom w:w="90" w:type="dxa"/>
+              <w:right w:w="120" w:type="dxa"/>
+            </w:tcMar>
+          </w:tcPr>
+          <w:p>
+            <w:pPr>
+              <w:spacing w:before="0" w:after="0" w:line="269" w:lineRule="auto"/>
+              <w:jc w:val="center"/>
+            </w:pPr>
+            <w:r/>
+            <w:r>
+              <w:rPr>
+                <w:rFonts w:ascii="Malgun Gothic" w:hAnsi="Malgun Gothic" w:eastAsia="Malgun Gothic"/>
+                <w:b w:val="0"/>
+                <w:i w:val="0"/>
+                <w:color w:val="1F2933"/>
+                <w:sz w:val="16"/>
+              </w:rPr>
+              <w:t>2340</w:t>
+            </w:r>
+          </w:p>
+        </w:tc>
+        <w:tc>
+          <w:tcPr>
+            <w:tcW w:type="dxa" w:w="4017"/>
+            <w:shd w:fill="F7F9FA"/>
+            <w:vAlign w:val="center"/>
+            <w:tcMar>
+              <w:top w:w="90" w:type="dxa"/>
+              <w:left w:w="120" w:type="dxa"/>
+              <w:bottom w:w="90" w:type="dxa"/>
+              <w:right w:w="120" w:type="dxa"/>
+            </w:tcMar>
+          </w:tcPr>
+          <w:p>
+            <w:pPr>
+              <w:spacing w:before="0" w:after="0" w:line="269" w:lineRule="auto"/>
+              <w:jc w:val="left"/>
+            </w:pPr>
+            <w:r/>
+            <w:r>
+              <w:rPr>
+                <w:rFonts w:ascii="Malgun Gothic" w:hAnsi="Malgun Gothic" w:eastAsia="Malgun Gothic"/>
+                <w:b w:val="0"/>
+                <w:i w:val="0"/>
+                <w:color w:val="1F2933"/>
+                <w:sz w:val="16"/>
+              </w:rPr>
+              <w:t>약품장·선반·구획 출력화면</w:t>
+            </w:r>
+          </w:p>
+        </w:tc>
+        <w:tc>
+          <w:tcPr>
+            <w:tcW w:type="dxa" w:w="835"/>
+            <w:shd w:fill="F7F9FA"/>
+            <w:vAlign w:val="center"/>
+            <w:tcMar>
+              <w:top w:w="90" w:type="dxa"/>
+              <w:left w:w="120" w:type="dxa"/>
+              <w:bottom w:w="90" w:type="dxa"/>
+              <w:right w:w="120" w:type="dxa"/>
+            </w:tcMar>
+          </w:tcPr>
+          <w:p>
+            <w:pPr>
+              <w:spacing w:before="0" w:after="0" w:line="269" w:lineRule="auto"/>
+              <w:jc w:val="left"/>
+            </w:pPr>
+            <w:r/>
+            <w:r>
+              <w:rPr>
+                <w:rFonts w:ascii="Malgun Gothic" w:hAnsi="Malgun Gothic" w:eastAsia="Malgun Gothic"/>
+                <w:b w:val="0"/>
+                <w:i w:val="0"/>
+                <w:color w:val="1F2933"/>
+                <w:sz w:val="16"/>
+              </w:rPr>
+            </w:r>
+          </w:p>
+        </w:tc>
+        <w:tc>
+          <w:tcPr>
+            <w:tcW w:type="dxa" w:w="4017"/>
+            <w:shd w:fill="F7F9FA"/>
+            <w:vAlign w:val="center"/>
+            <w:tcMar>
+              <w:top w:w="90" w:type="dxa"/>
+              <w:left w:w="120" w:type="dxa"/>
+              <w:bottom w:w="90" w:type="dxa"/>
+              <w:right w:w="120" w:type="dxa"/>
+            </w:tcMar>
+          </w:tcPr>
+          <w:p>
+            <w:pPr>
+              <w:spacing w:before="0" w:after="0" w:line="269" w:lineRule="auto"/>
+              <w:jc w:val="left"/>
+            </w:pPr>
+            <w:r/>
+            <w:r>
+              <w:rPr>
+                <w:rFonts w:ascii="Malgun Gothic" w:hAnsi="Malgun Gothic" w:eastAsia="Malgun Gothic"/>
+                <w:b w:val="0"/>
+                <w:i w:val="0"/>
+                <w:color w:val="1F2933"/>
+                <w:sz w:val="16"/>
+              </w:rPr>
+            </w:r>
+          </w:p>
+        </w:tc>
+      </w:tr>
     </w:tbl>
     <w:p>
       <w:r>
@@ -6702,7 +8670,7 @@
           <w:color w:val="1F2933"/>
           <w:sz w:val="21"/>
         </w:rPr>
-        <w:t>컴퓨터가 수행하는 병원 약제 업무 데이터 처리방법에 있어서, 약제팀 보유약품목록 스프레드시트의 행 변경 집합을 의약품 마스터에 반영하고 앱에서 승인된 변경을 상기 스프레드시트에 기록하는 단계; 실 식별자, 의약품 식별코드, 기준수량 및 비품약 또는 마약류 구분을 포함하는 단일 배정 명령으로 방-의약품 배치관계를 생성하는 단계; 상기 배치관계를 공통 생성원인으로 하여 전체 의약품목록, 해당 실 약품목록, 해당 실 라벨 대상 및 마약류인 경우 해당 실의 롯트 입력키를 생성하는 단계; 의약품 마스터 저장 명령의 변경유형과 변경필드 집합을 판정하고 종속성 그래프로 영향받는 객체 집합을 산정하여 레코드·필드·목록소속 또는 참조키를 삽입·갱신·전환하는 단계; 공통 라벨 필드와 병동용·약제팀용 개별 라벨 필드를 구분하여 병동용 및 약제팀용 라벨을 공동 또는 선택적으로 갱신하는 단계; 업무영역별 표준 라벨과 점검 체크리스트를 생성하는 단계; 부서별 점검상태와 버튼색을 미점검, 점검유예 및 점검완료에 대응시키고 더블 터치 이벤트와 체크리스트 저장 이벤트에 따라 상기 점검상태를 전이시키는 단계; 상기 점검 체크리스트를 적합 상태로 초기화하고 개선필요 항목과 3개월 미만의 유효기간 임박 의약품을 예외로 생성하여 순회점검 결과표와 보고서를 자동 완성하는 단계; 상기 배정 또는 변경의 참조무결성을 검증하는 단계; 및 검증에 성공한 배정 또는 변경을 하나의 버전으로 공동 서버에 커밋하고 역할별 개인용 컴퓨터 또는 모바일 단말에 전달하는 단계를 포함하는 병원 약제 업무 데이터 처리방법.</w:t>
+        <w:t>청구항 1에 있어서, 의약품 관련 법규, 의료기관 인증기준 또는 환자안전 기준에 대응하는 대상분류, 표시필드, 점검항목, 예외조건 및 효력버전을 저장하는 규칙 마스터를 더 포함하고, 상기 표준화·점검 폐루프 처리부는 상기 효력버전에 따라 병동·외래 비치 의약품, 응급카트 의약품, 마약류 및 일반수액 색상 라벨 중 적어도 하나의 목록·라벨·체크리스트를 생성하는 병원 약제 업무 통합 시스템.</w:t>
       </w:r>
     </w:p>
     <w:p>
@@ -6733,7 +8701,7 @@
           <w:color w:val="1F2933"/>
           <w:sz w:val="21"/>
         </w:rPr>
-        <w:t>청구항 20에 있어서, 의약품 식별코드 변경 시 구 식별코드와 신 식별코드의 매핑을 생성하고, 병동 배치수량, 마약류 롯트, 점검상태, 라벨 마스터, 라벨 편집본 및 변경이력의 참조키를 하나의 변경 단위에서 전환하는 병원 약제 업무 데이터 처리방법.</w:t>
+        <w:t>청구항 18에 있어서, 마약류 연계 프로그램에서 내려받은 실별 보유재고 스프레드시트의 기준시점과 필수 열을 검증하고 실 식별자·의약품 식별코드·롯트번호를 복합키로 예상수량 및 유효기간을 갱신하는 LOT 동기화·대조부를 더 포함하며, 상기 LOT 동기화·대조부는 미점검 또는 점검유예 실을 먼저 식별한 후 입력된 실제 보유 롯트·수량·유효기간을 예상 재고와 대조하여 누락 롯트, 추가 롯트, 수량 차이, 유효기간 임박 또는 경과 예외를 점검결과표와 감사이력에 생성하는 병원 약제 업무 통합 시스템.</w:t>
       </w:r>
     </w:p>
     <w:p>
@@ -6764,7 +8732,7 @@
           <w:color w:val="1F2933"/>
           <w:sz w:val="21"/>
         </w:rPr>
-        <w:t>청구항 20에 있어서, 변경필드 집합과 종속성 그래프를 이용해 영향받는 객체만 증분 갱신하고, 영향받는 객체 중 적어도 하나의 갱신이 실패하면 상기 저장 명령에 따른 변경을 이전 버전으로 롤백하는 병원 약제 업무 데이터 처리방법.</w:t>
+        <w:t>청구항 1에 있어서, 보유 실 식별자와 구별되는 보관장소 고유기호를 의약품 식별코드와 연결하는 위치관계 처리부를 더 포함하고, 상기 보관장소 고유기호는 상기 보유 실 내의 약품장·선반·구획 중 적어도 하나를 특정하며, 상기 위치관계 처리부는 상기 위치관계를 공통 생성원인으로 하여 위치표시 라벨, 보관장소 고유기호별 약품장 목록 및 의약품-위치 양방향 검색색인을 생성하는 병원 약제 업무 통합 시스템.</w:t>
       </w:r>
     </w:p>
     <w:p>
@@ -6795,7 +8763,7 @@
           <w:color w:val="1F2933"/>
           <w:sz w:val="21"/>
         </w:rPr>
-        <w:t>청구항 20에 있어서, 사용자 또는 단말의 역할을 판정하고, 상기 역할에 대응하는 허용 쓰기필드로 제한된 패치만 상기 배치관계 생성, 레코드 삽입, 필드 갱신 또는 참조키 전환에 적용하는 병원 약제 업무 데이터 처리방법.</w:t>
+        <w:t>청구항 10에 있어서, 상기 라벨 처리부는 최종본 저장 이벤트에 응답하여 라벨 식별자, 의약품 식별코드, 보관장소 고유기호, 라벨 유형, 저장시각 및 마스터 버전을 포함하는 라벨 버전 레코드를 생성하고, 검색 시 최신 유효 최종본을 우선 선택한 뒤 수동 편집영역은 유지하면서 의약품명·규격·제조사·보관조건·주의정보 중 마스터 종속필드를 최신 값으로 재주입하는 병원 약제 업무 통합 시스템.</w:t>
       </w:r>
     </w:p>
     <w:p>
@@ -6826,7 +8794,7 @@
           <w:color w:val="1F2933"/>
           <w:sz w:val="21"/>
         </w:rPr>
-        <w:t>청구항 20에 있어서, 기준 해시를 이용하여 개인용 컴퓨터 또는 모바일 단말과 공동 서버 사이의 동기화 충돌을 검출하고, 충돌 병합 시 업무객체별 식별키에 따라 서로 다른 병합규칙을 적용하는 병원 약제 업무 데이터 처리방법.</w:t>
+        <w:t>청구항 9에 있어서, 애플리케이션 빌드 버전과 업무 데이터 버전을 분리하여 배포 저장소와 공동 클라우드 서버에 저장하고 역할별 개인용 컴퓨터 및 모바일 뷰어에 버전 또는 해시 기반 갱신을 전달하며, 서버 상태와 원본·생성자료를 서로 분리된 백업 저장부에 보존하고 검증 실패 시 직전 유효 버전의 호환쌍으로 롤백하는 배포·복구부를 더 포함하는 병원 약제 업무 통합 시스템.</w:t>
       </w:r>
     </w:p>
     <w:p>
@@ -6857,7 +8825,193 @@
           <w:color w:val="1F2933"/>
           <w:sz w:val="21"/>
         </w:rPr>
-        <w:t>청구항 20 내지 청구항 24 중 어느 한 항의 방법을 컴퓨터에서 실행시키기 위한 명령어가 기록된 컴퓨터 판독가능 기록매체.</w:t>
+        <w:t>청구항 22에 있어서, 모바일 단말의 카메라로 취득한 약품 라벨 영상에서 약품명·규격·제조사 중 적어도 하나의 후보문자열을 인식하고 의약품 마스터의 명칭·별칭·규격과 비교하여 신뢰도 또는 후보목록을 산출한 후 확정된 의약품 식별코드에 연결된 보관장소 고유기호를 조회하여 약품장·선반·구획 중 적어도 하나를 출력하는 위치검색부를 더 포함하는 병원 약제 업무 통합 시스템.</w:t>
+      </w:r>
+    </w:p>
+    <w:p>
+      <w:pPr>
+        <w:keepNext/>
+        <w:spacing w:before="140" w:after="60"/>
+      </w:pPr>
+      <w:r>
+        <w:rPr>
+          <w:rFonts w:ascii="Malgun Gothic" w:hAnsi="Malgun Gothic" w:eastAsia="Malgun Gothic"/>
+          <w:b/>
+          <w:i w:val="0"/>
+          <w:color w:val="000000"/>
+          <w:sz w:val="21"/>
+        </w:rPr>
+        <w:t>【청구항 26】</w:t>
+      </w:r>
+    </w:p>
+    <w:p>
+      <w:pPr>
+        <w:keepLines w:val="0"/>
+      </w:pPr>
+      <w:r>
+        <w:rPr>
+          <w:rFonts w:ascii="Malgun Gothic" w:hAnsi="Malgun Gothic" w:eastAsia="Malgun Gothic"/>
+          <w:b w:val="0"/>
+          <w:i w:val="0"/>
+          <w:color w:val="1F2933"/>
+          <w:sz w:val="21"/>
+        </w:rPr>
+        <w:t>컴퓨터가 수행하는 병원 약제 업무 데이터 처리방법에 있어서, 약제팀 보유약품목록 스프레드시트의 행 변경 집합을 의약품 마스터에 반영하고 앱에서 승인된 변경을 상기 스프레드시트에 기록하는 단계; 실 식별자, 의약품 식별코드, 기준수량 및 비품약 또는 마약류 구분을 포함하는 단일 배정 명령으로 실-의약품 배치관계를 생성하는 단계; 상기 배치관계를 공통 생성원인으로 하여 전체 의약품목록, 해당 실 약품목록, 해당 실 라벨 대상 및 마약류인 경우 해당 실의 롯트 입력키를 생성하는 단계; 의약품 마스터 저장 명령의 변경유형과 변경필드 집합을 판정하고 종속성 그래프로 영향받는 객체 집합을 산정하여 레코드·필드·목록소속 또는 참조키를 삽입·갱신·전환하는 단계; 보유 실과 구별되는 보관장소 고유기호를 의약품 식별코드와 연결하여 위치표시 라벨과 위치별 약품장 목록을 생성하는 단계; 공통 라벨 필드와 병동용·약제팀용 개별 라벨 필드를 구분하여 병동용 및 약제팀용 라벨을 공동 또는 선택적으로 갱신하는 단계; 업무영역별 표준 라벨과 점검 체크리스트를 생성하는 단계; 부서별 점검상태와 버튼색을 미점검, 점검유예 및 점검완료에 대응시키고 누락 부서를 식별하는 단계; 마약류 연계 프로그램에서 내려받은 실별 보유 LOT 자료와 현장에서 입력된 실제 보유 LOT를 대조하여 예외를 생성하는 단계; 상기 점검 체크리스트를 적합 상태로 초기화하고 개선필요 항목과 3개월 미만의 유효기간 임박 의약품을 예외로 생성하여 순회점검 결과표와 보고서를 자동 완성하는 단계; 상기 배정 또는 변경의 참조무결성을 검증하는 단계; 및 검증에 성공한 배정 또는 변경을 하나의 버전으로 공동 서버에 커밋하고 역할별 개인용 컴퓨터 또는 모바일 단말에 전달하는 단계를 포함하는 병원 약제 업무 데이터 처리방법.</w:t>
+      </w:r>
+    </w:p>
+    <w:p>
+      <w:pPr>
+        <w:keepNext/>
+        <w:spacing w:before="140" w:after="60"/>
+      </w:pPr>
+      <w:r>
+        <w:rPr>
+          <w:rFonts w:ascii="Malgun Gothic" w:hAnsi="Malgun Gothic" w:eastAsia="Malgun Gothic"/>
+          <w:b/>
+          <w:i w:val="0"/>
+          <w:color w:val="000000"/>
+          <w:sz w:val="21"/>
+        </w:rPr>
+        <w:t>【청구항 27】</w:t>
+      </w:r>
+    </w:p>
+    <w:p>
+      <w:pPr>
+        <w:keepLines w:val="0"/>
+      </w:pPr>
+      <w:r>
+        <w:rPr>
+          <w:rFonts w:ascii="Malgun Gothic" w:hAnsi="Malgun Gothic" w:eastAsia="Malgun Gothic"/>
+          <w:b w:val="0"/>
+          <w:i w:val="0"/>
+          <w:color w:val="1F2933"/>
+          <w:sz w:val="21"/>
+        </w:rPr>
+        <w:t>청구항 26에 있어서, 의약품 식별코드 변경 시 구 식별코드와 신 식별코드의 매핑을 생성하고, 병동 배치수량, 마약류 롯트, 점검상태, 라벨 마스터, 라벨 편집본 및 변경이력의 참조키를 하나의 변경 단위에서 전환하는 병원 약제 업무 데이터 처리방법.</w:t>
+      </w:r>
+    </w:p>
+    <w:p>
+      <w:pPr>
+        <w:keepNext/>
+        <w:spacing w:before="140" w:after="60"/>
+      </w:pPr>
+      <w:r>
+        <w:rPr>
+          <w:rFonts w:ascii="Malgun Gothic" w:hAnsi="Malgun Gothic" w:eastAsia="Malgun Gothic"/>
+          <w:b/>
+          <w:i w:val="0"/>
+          <w:color w:val="000000"/>
+          <w:sz w:val="21"/>
+        </w:rPr>
+        <w:t>【청구항 28】</w:t>
+      </w:r>
+    </w:p>
+    <w:p>
+      <w:pPr>
+        <w:keepLines w:val="0"/>
+      </w:pPr>
+      <w:r>
+        <w:rPr>
+          <w:rFonts w:ascii="Malgun Gothic" w:hAnsi="Malgun Gothic" w:eastAsia="Malgun Gothic"/>
+          <w:b w:val="0"/>
+          <w:i w:val="0"/>
+          <w:color w:val="1F2933"/>
+          <w:sz w:val="21"/>
+        </w:rPr>
+        <w:t>청구항 26에 있어서, 변경필드 집합과 종속성 그래프를 이용해 영향받는 객체만 증분 갱신하고, 영향받는 객체 중 적어도 하나의 갱신이 실패하면 상기 저장 명령에 따른 변경을 이전 버전으로 롤백하는 병원 약제 업무 데이터 처리방법.</w:t>
+      </w:r>
+    </w:p>
+    <w:p>
+      <w:pPr>
+        <w:keepNext/>
+        <w:spacing w:before="140" w:after="60"/>
+      </w:pPr>
+      <w:r>
+        <w:rPr>
+          <w:rFonts w:ascii="Malgun Gothic" w:hAnsi="Malgun Gothic" w:eastAsia="Malgun Gothic"/>
+          <w:b/>
+          <w:i w:val="0"/>
+          <w:color w:val="000000"/>
+          <w:sz w:val="21"/>
+        </w:rPr>
+        <w:t>【청구항 29】</w:t>
+      </w:r>
+    </w:p>
+    <w:p>
+      <w:pPr>
+        <w:keepLines w:val="0"/>
+      </w:pPr>
+      <w:r>
+        <w:rPr>
+          <w:rFonts w:ascii="Malgun Gothic" w:hAnsi="Malgun Gothic" w:eastAsia="Malgun Gothic"/>
+          <w:b w:val="0"/>
+          <w:i w:val="0"/>
+          <w:color w:val="1F2933"/>
+          <w:sz w:val="21"/>
+        </w:rPr>
+        <w:t>청구항 26에 있어서, 사용자 또는 단말의 역할을 판정하고, 상기 역할에 대응하는 허용 쓰기필드로 제한된 패치만 상기 배치관계 생성, 레코드 삽입, 필드 갱신 또는 참조키 전환에 적용하는 병원 약제 업무 데이터 처리방법.</w:t>
+      </w:r>
+    </w:p>
+    <w:p>
+      <w:pPr>
+        <w:keepNext/>
+        <w:spacing w:before="140" w:after="60"/>
+      </w:pPr>
+      <w:r>
+        <w:rPr>
+          <w:rFonts w:ascii="Malgun Gothic" w:hAnsi="Malgun Gothic" w:eastAsia="Malgun Gothic"/>
+          <w:b/>
+          <w:i w:val="0"/>
+          <w:color w:val="000000"/>
+          <w:sz w:val="21"/>
+        </w:rPr>
+        <w:t>【청구항 30】</w:t>
+      </w:r>
+    </w:p>
+    <w:p>
+      <w:pPr>
+        <w:keepLines w:val="0"/>
+      </w:pPr>
+      <w:r>
+        <w:rPr>
+          <w:rFonts w:ascii="Malgun Gothic" w:hAnsi="Malgun Gothic" w:eastAsia="Malgun Gothic"/>
+          <w:b w:val="0"/>
+          <w:i w:val="0"/>
+          <w:color w:val="1F2933"/>
+          <w:sz w:val="21"/>
+        </w:rPr>
+        <w:t>청구항 26에 있어서, 기준 해시를 이용하여 개인용 컴퓨터 또는 모바일 단말과 공동 서버 사이의 동기화 충돌을 검출하고, 충돌 병합 시 업무객체별 식별키에 따라 서로 다른 병합규칙을 적용하는 병원 약제 업무 데이터 처리방법.</w:t>
+      </w:r>
+    </w:p>
+    <w:p>
+      <w:pPr>
+        <w:keepNext/>
+        <w:spacing w:before="140" w:after="60"/>
+      </w:pPr>
+      <w:r>
+        <w:rPr>
+          <w:rFonts w:ascii="Malgun Gothic" w:hAnsi="Malgun Gothic" w:eastAsia="Malgun Gothic"/>
+          <w:b/>
+          <w:i w:val="0"/>
+          <w:color w:val="000000"/>
+          <w:sz w:val="21"/>
+        </w:rPr>
+        <w:t>【청구항 31】</w:t>
+      </w:r>
+    </w:p>
+    <w:p>
+      <w:pPr>
+        <w:keepLines w:val="0"/>
+      </w:pPr>
+      <w:r>
+        <w:rPr>
+          <w:rFonts w:ascii="Malgun Gothic" w:hAnsi="Malgun Gothic" w:eastAsia="Malgun Gothic"/>
+          <w:b w:val="0"/>
+          <w:i w:val="0"/>
+          <w:color w:val="1F2933"/>
+          <w:sz w:val="21"/>
+        </w:rPr>
+        <w:t>청구항 26 내지 청구항 30 중 어느 한 항의 방법을 컴퓨터에서 실행시키기 위한 명령어가 기록된 컴퓨터 판독가능 기록매체.</w:t>
       </w:r>
     </w:p>
     <w:p>
@@ -6908,7 +9062,7 @@
           <w:color w:val="1F2933"/>
           <w:sz w:val="21"/>
         </w:rPr>
-        <w:t>본 발명은 약제팀 보유약품목록 스프레드시트를 단일 운영 원천으로 사용하여 의약품 마스터 변경과 실 배정을 병원 약제 업무 데이터에 자동 전파하는 시스템 및 방법에 관한 것이다. 시스템은 스프레드시트의 행 변경과 앱 승인 변경을 양방향 반영하고, 실·의약품·기준수량의 1회 배정으로 전체 의약품목록, 실별 약품목록, 실별 라벨 및 마약류 롯트 입력키를 생성한다. 종속성 그래프로 변경 영향객체를 산정하고, 공통 안전필드와 병동용·약제팀용 개별 필드를 구분하여 두 라벨을 공동 또는 선택적으로 갱신한다. 순회점검 시 부서상태를 미점검, 점검유예 및 점검완료로 구분하여 버튼색으로 표시하고, 더블 터치로 유예된 부서의 체크리스트가 저장되면 유예표시를 해제한다. 체크리스트는 적합 상태로 초기화되며 개선필요 항목과 기준일로부터 유효기간까지 남은 기간이 3개월 미만인 의약품은 예외로 생성되어 순회점검 결과표와 보고서에 자동 삽입된다. 검증된 결과는 하나의 버전으로 공동 서버에 커밋되어 역할별 PC와 모바일에 동기화된다.</w:t>
+        <w:t>본 발명은 약제팀 보유약품목록 스프레드시트를 단일 운영 원천으로 사용하여 의약품 마스터 변경과 비치 약품 보유 실 배정을 병원 약제 업무 데이터에 자동 전파하는 시스템 및 방법에 관한 것이다. 실·의약품·기준수량의 1회 배정으로 전체 의약품목록, 실별 약품목록, 실별 라벨 및 마약류 LOT 입력키를 생성하고, 종속성 그래프로 병동용·약제팀용 라벨을 공동 또는 선택적으로 갱신한다. 순회점검 시 부서상태를 점검완료·미점검·점검유예로 표시하여 누락 부서를 먼저 확인한 후, 마약류 연계 프로그램에서 내려받은 실별 예상 LOT와 현장 실제 LOT·수량·유효기간을 대조하여 예외를 결과표에 삽입한다. 체크리스트는 적합으로 초기화되고 개선필요 항목과 3개월 미만의 유효기간 임박 의약품이 보고서에 자동 반영된다. 보유 실과 구별되는 보관장소 고유기호는 위치표시 라벨, 위치별 약품장 목록 및 의약품-위치 검색을 생성하며, 저장된 라벨 최종본에는 최신 마스터 종속필드가 재주입된다. 검증된 결과는 역할별 PC와 모바일에 동기화되고 분리된 버전과 백업으로 복구 가능하게 보존된다.</w:t>
       </w:r>
     </w:p>
     <w:p>
@@ -8053,6 +10207,311 @@
           <w:sz w:val="17"/>
         </w:rPr>
         <w:t>도 18</w:t>
+      </w:r>
+    </w:p>
+    <w:p>
+      <w:r>
+        <w:br w:type="page"/>
+      </w:r>
+    </w:p>
+    <w:p>
+      <w:pPr>
+        <w:keepNext/>
+        <w:jc w:val="center"/>
+      </w:pPr>
+      <w:r>
+        <w:drawing>
+          <wp:inline xmlns:a="http://schemas.openxmlformats.org/drawingml/2006/main" xmlns:pic="http://schemas.openxmlformats.org/drawingml/2006/picture">
+            <wp:extent cx="5166360" cy="7069756"/>
+            <wp:docPr id="19" name="Picture 19" descr="도 19" title="도 19"/>
+            <wp:cNvGraphicFramePr>
+              <a:graphicFrameLocks noChangeAspect="1"/>
+            </wp:cNvGraphicFramePr>
+            <a:graphic>
+              <a:graphicData uri="http://schemas.openxmlformats.org/drawingml/2006/picture">
+                <pic:pic>
+                  <pic:nvPicPr>
+                    <pic:cNvPr id="0" name="fig19_narcotic_lot_reconciliation.png"/>
+                    <pic:cNvPicPr/>
+                  </pic:nvPicPr>
+                  <pic:blipFill>
+                    <a:blip r:embed="rId29"/>
+                    <a:stretch>
+                      <a:fillRect/>
+                    </a:stretch>
+                  </pic:blipFill>
+                  <pic:spPr>
+                    <a:xfrm>
+                      <a:off x="0" y="0"/>
+                      <a:ext cx="5166360" cy="7069756"/>
+                    </a:xfrm>
+                    <a:prstGeom prst="rect"/>
+                  </pic:spPr>
+                </pic:pic>
+              </a:graphicData>
+            </a:graphic>
+          </wp:inline>
+        </w:drawing>
+      </w:r>
+    </w:p>
+    <w:p>
+      <w:pPr>
+        <w:pStyle w:val="Caption"/>
+        <w:jc w:val="center"/>
+      </w:pPr>
+      <w:r>
+        <w:rPr>
+          <w:rFonts w:ascii="Malgun Gothic" w:hAnsi="Malgun Gothic" w:eastAsia="Malgun Gothic"/>
+          <w:b w:val="0"/>
+          <w:i w:val="0"/>
+          <w:color w:val="5B6570"/>
+          <w:sz w:val="17"/>
+        </w:rPr>
+        <w:t>도 19</w:t>
+      </w:r>
+    </w:p>
+    <w:p>
+      <w:r>
+        <w:br w:type="page"/>
+      </w:r>
+    </w:p>
+    <w:p>
+      <w:pPr>
+        <w:keepNext/>
+        <w:jc w:val="center"/>
+      </w:pPr>
+      <w:r>
+        <w:drawing>
+          <wp:inline xmlns:a="http://schemas.openxmlformats.org/drawingml/2006/main" xmlns:pic="http://schemas.openxmlformats.org/drawingml/2006/picture">
+            <wp:extent cx="5806440" cy="3580638"/>
+            <wp:docPr id="20" name="Picture 20" descr="도 20" title="도 20"/>
+            <wp:cNvGraphicFramePr>
+              <a:graphicFrameLocks noChangeAspect="1"/>
+            </wp:cNvGraphicFramePr>
+            <a:graphic>
+              <a:graphicData uri="http://schemas.openxmlformats.org/drawingml/2006/picture">
+                <pic:pic>
+                  <pic:nvPicPr>
+                    <pic:cNvPr id="0" name="fig20_location_symbol_linkage.png"/>
+                    <pic:cNvPicPr/>
+                  </pic:nvPicPr>
+                  <pic:blipFill>
+                    <a:blip r:embed="rId30"/>
+                    <a:stretch>
+                      <a:fillRect/>
+                    </a:stretch>
+                  </pic:blipFill>
+                  <pic:spPr>
+                    <a:xfrm>
+                      <a:off x="0" y="0"/>
+                      <a:ext cx="5806440" cy="3580638"/>
+                    </a:xfrm>
+                    <a:prstGeom prst="rect"/>
+                  </pic:spPr>
+                </pic:pic>
+              </a:graphicData>
+            </a:graphic>
+          </wp:inline>
+        </w:drawing>
+      </w:r>
+    </w:p>
+    <w:p>
+      <w:pPr>
+        <w:pStyle w:val="Caption"/>
+        <w:jc w:val="center"/>
+      </w:pPr>
+      <w:r>
+        <w:rPr>
+          <w:rFonts w:ascii="Malgun Gothic" w:hAnsi="Malgun Gothic" w:eastAsia="Malgun Gothic"/>
+          <w:b w:val="0"/>
+          <w:i w:val="0"/>
+          <w:color w:val="5B6570"/>
+          <w:sz w:val="17"/>
+        </w:rPr>
+        <w:t>도 20</w:t>
+      </w:r>
+    </w:p>
+    <w:p>
+      <w:r>
+        <w:br w:type="page"/>
+      </w:r>
+    </w:p>
+    <w:p>
+      <w:pPr>
+        <w:keepNext/>
+        <w:jc w:val="center"/>
+      </w:pPr>
+      <w:r>
+        <w:drawing>
+          <wp:inline xmlns:a="http://schemas.openxmlformats.org/drawingml/2006/main" xmlns:pic="http://schemas.openxmlformats.org/drawingml/2006/picture">
+            <wp:extent cx="5166360" cy="5547039"/>
+            <wp:docPr id="21" name="Picture 21" descr="도 21" title="도 21"/>
+            <wp:cNvGraphicFramePr>
+              <a:graphicFrameLocks noChangeAspect="1"/>
+            </wp:cNvGraphicFramePr>
+            <a:graphic>
+              <a:graphicData uri="http://schemas.openxmlformats.org/drawingml/2006/picture">
+                <pic:pic>
+                  <pic:nvPicPr>
+                    <pic:cNvPr id="0" name="fig21_label_final_version_search.png"/>
+                    <pic:cNvPicPr/>
+                  </pic:nvPicPr>
+                  <pic:blipFill>
+                    <a:blip r:embed="rId31"/>
+                    <a:stretch>
+                      <a:fillRect/>
+                    </a:stretch>
+                  </pic:blipFill>
+                  <pic:spPr>
+                    <a:xfrm>
+                      <a:off x="0" y="0"/>
+                      <a:ext cx="5166360" cy="5547039"/>
+                    </a:xfrm>
+                    <a:prstGeom prst="rect"/>
+                  </pic:spPr>
+                </pic:pic>
+              </a:graphicData>
+            </a:graphic>
+          </wp:inline>
+        </w:drawing>
+      </w:r>
+    </w:p>
+    <w:p>
+      <w:pPr>
+        <w:pStyle w:val="Caption"/>
+        <w:jc w:val="center"/>
+      </w:pPr>
+      <w:r>
+        <w:rPr>
+          <w:rFonts w:ascii="Malgun Gothic" w:hAnsi="Malgun Gothic" w:eastAsia="Malgun Gothic"/>
+          <w:b w:val="0"/>
+          <w:i w:val="0"/>
+          <w:color w:val="5B6570"/>
+          <w:sz w:val="17"/>
+        </w:rPr>
+        <w:t>도 21</w:t>
+      </w:r>
+    </w:p>
+    <w:p>
+      <w:r>
+        <w:br w:type="page"/>
+      </w:r>
+    </w:p>
+    <w:p>
+      <w:pPr>
+        <w:keepNext/>
+        <w:jc w:val="center"/>
+      </w:pPr>
+      <w:r>
+        <w:drawing>
+          <wp:inline xmlns:a="http://schemas.openxmlformats.org/drawingml/2006/main" xmlns:pic="http://schemas.openxmlformats.org/drawingml/2006/picture">
+            <wp:extent cx="5806440" cy="3580638"/>
+            <wp:docPr id="22" name="Picture 22" descr="도 22" title="도 22"/>
+            <wp:cNvGraphicFramePr>
+              <a:graphicFrameLocks noChangeAspect="1"/>
+            </wp:cNvGraphicFramePr>
+            <a:graphic>
+              <a:graphicData uri="http://schemas.openxmlformats.org/drawingml/2006/picture">
+                <pic:pic>
+                  <pic:nvPicPr>
+                    <pic:cNvPr id="0" name="fig22_distribution_backup.png"/>
+                    <pic:cNvPicPr/>
+                  </pic:nvPicPr>
+                  <pic:blipFill>
+                    <a:blip r:embed="rId32"/>
+                    <a:stretch>
+                      <a:fillRect/>
+                    </a:stretch>
+                  </pic:blipFill>
+                  <pic:spPr>
+                    <a:xfrm>
+                      <a:off x="0" y="0"/>
+                      <a:ext cx="5806440" cy="3580638"/>
+                    </a:xfrm>
+                    <a:prstGeom prst="rect"/>
+                  </pic:spPr>
+                </pic:pic>
+              </a:graphicData>
+            </a:graphic>
+          </wp:inline>
+        </w:drawing>
+      </w:r>
+    </w:p>
+    <w:p>
+      <w:pPr>
+        <w:pStyle w:val="Caption"/>
+        <w:jc w:val="center"/>
+      </w:pPr>
+      <w:r>
+        <w:rPr>
+          <w:rFonts w:ascii="Malgun Gothic" w:hAnsi="Malgun Gothic" w:eastAsia="Malgun Gothic"/>
+          <w:b w:val="0"/>
+          <w:i w:val="0"/>
+          <w:color w:val="5B6570"/>
+          <w:sz w:val="17"/>
+        </w:rPr>
+        <w:t>도 22</w:t>
+      </w:r>
+    </w:p>
+    <w:p>
+      <w:r>
+        <w:br w:type="page"/>
+      </w:r>
+    </w:p>
+    <w:p>
+      <w:pPr>
+        <w:keepNext/>
+        <w:jc w:val="center"/>
+      </w:pPr>
+      <w:r>
+        <w:drawing>
+          <wp:inline xmlns:a="http://schemas.openxmlformats.org/drawingml/2006/main" xmlns:pic="http://schemas.openxmlformats.org/drawingml/2006/picture">
+            <wp:extent cx="5166360" cy="5655805"/>
+            <wp:docPr id="23" name="Picture 23" descr="도 23" title="도 23"/>
+            <wp:cNvGraphicFramePr>
+              <a:graphicFrameLocks noChangeAspect="1"/>
+            </wp:cNvGraphicFramePr>
+            <a:graphic>
+              <a:graphicData uri="http://schemas.openxmlformats.org/drawingml/2006/picture">
+                <pic:pic>
+                  <pic:nvPicPr>
+                    <pic:cNvPr id="0" name="fig23_camera_location_search.png"/>
+                    <pic:cNvPicPr/>
+                  </pic:nvPicPr>
+                  <pic:blipFill>
+                    <a:blip r:embed="rId33"/>
+                    <a:stretch>
+                      <a:fillRect/>
+                    </a:stretch>
+                  </pic:blipFill>
+                  <pic:spPr>
+                    <a:xfrm>
+                      <a:off x="0" y="0"/>
+                      <a:ext cx="5166360" cy="5655805"/>
+                    </a:xfrm>
+                    <a:prstGeom prst="rect"/>
+                  </pic:spPr>
+                </pic:pic>
+              </a:graphicData>
+            </a:graphic>
+          </wp:inline>
+        </w:drawing>
+      </w:r>
+    </w:p>
+    <w:p>
+      <w:pPr>
+        <w:pStyle w:val="Caption"/>
+        <w:jc w:val="center"/>
+      </w:pPr>
+      <w:r>
+        <w:rPr>
+          <w:rFonts w:ascii="Malgun Gothic" w:hAnsi="Malgun Gothic" w:eastAsia="Malgun Gothic"/>
+          <w:b w:val="0"/>
+          <w:i w:val="0"/>
+          <w:color w:val="5B6570"/>
+          <w:sz w:val="17"/>
+        </w:rPr>
+        <w:t>도 23</w:t>
       </w:r>
     </w:p>
     <w:sectPr>
